--- a/fuentes/CFA3_228146_DU.docx
+++ b/fuentes/CFA3_228146_DU.docx
@@ -213,7 +213,7 @@
               </wp:anchor>
             </w:drawing>
           </mc:Choice>
-          <mc:Fallback xmlns:w16cex="http://schemas.microsoft.com/office/word/2018/wordml/cex" xmlns:w16="http://schemas.microsoft.com/office/word/2018/wordml" xmlns:w16sdtdh="http://schemas.microsoft.com/office/word/2020/wordml/sdtdatahash">
+          <mc:Fallback xmlns:w16sdtdh="http://schemas.microsoft.com/office/word/2020/wordml/sdtdatahash" xmlns:w16="http://schemas.microsoft.com/office/word/2018/wordml" xmlns:w16cex="http://schemas.microsoft.com/office/word/2018/wordml/cex">
             <w:pict>
               <v:rect w14:anchorId="5C6229C9" id="Rectángulo 4" o:spid="_x0000_s1026" style="position:absolute;margin-left:-55.7pt;margin-top:29pt;width:613.85pt;height:204pt;z-index:-251659776;visibility:visible;mso-wrap-style:square;mso-width-percent:0;mso-height-percent:0;mso-wrap-distance-left:9pt;mso-wrap-distance-top:0;mso-wrap-distance-right:9pt;mso-wrap-distance-bottom:0;mso-position-horizontal:absolute;mso-position-horizontal-relative:text;mso-position-vertical:absolute;mso-position-vertical-relative:text;mso-width-percent:0;mso-height-percent:0;mso-width-relative:page;mso-height-relative:margin;v-text-anchor:middle" o:gfxdata="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" fillcolor="#00314d" stroked="f" strokeweight="1pt"/>
             </w:pict>
@@ -499,8 +499,6 @@
         <w:t>Tabla de contenido</w:t>
       </w:r>
     </w:p>
-    <w:bookmarkStart w:id="0" w:name="_GoBack"/>
-    <w:bookmarkEnd w:id="0"/>
     <w:p>
       <w:pPr>
         <w:pStyle w:val="TDC1"/>
@@ -3321,13 +3319,13 @@
         <w:lastRenderedPageBreak/>
         <w:fldChar w:fldCharType="end"/>
       </w:r>
-      <w:bookmarkStart w:id="1" w:name="_Toc176443691"/>
-      <w:bookmarkStart w:id="2" w:name="_Toc228289665"/>
+      <w:bookmarkStart w:id="0" w:name="_Toc176443691"/>
+      <w:bookmarkStart w:id="1" w:name="_Toc228289665"/>
       <w:r>
         <w:t>Introducción</w:t>
       </w:r>
+      <w:bookmarkEnd w:id="0"/>
       <w:bookmarkEnd w:id="1"/>
-      <w:bookmarkEnd w:id="2"/>
     </w:p>
     <w:p>
       <w:pPr>
@@ -3415,7 +3413,7 @@
       </w:pPr>
     </w:p>
     <w:p>
-      <w:bookmarkStart w:id="3" w:name="_Hlk228277307"/>
+      <w:bookmarkStart w:id="2" w:name="_Hlk228277307"/>
     </w:p>
     <w:p/>
     <w:p/>
@@ -3425,7 +3423,7 @@
     <w:p/>
     <w:p/>
     <w:p/>
-    <w:bookmarkEnd w:id="3"/>
+    <w:bookmarkEnd w:id="2"/>
     <w:p/>
     <w:p/>
     <w:p/>
@@ -3436,12 +3434,12 @@
       <w:pPr>
         <w:pStyle w:val="Ttulo1"/>
       </w:pPr>
-      <w:bookmarkStart w:id="4" w:name="_Toc228289666"/>
+      <w:bookmarkStart w:id="3" w:name="_Toc228289666"/>
       <w:r>
         <w:lastRenderedPageBreak/>
         <w:t>Fundamentos de lógica y algoritmia</w:t>
       </w:r>
-      <w:bookmarkEnd w:id="4"/>
+      <w:bookmarkEnd w:id="3"/>
     </w:p>
     <w:p>
       <w:r>
@@ -3506,12 +3504,12 @@
       <w:pPr>
         <w:pStyle w:val="Ttulo2"/>
       </w:pPr>
-      <w:bookmarkStart w:id="5" w:name="_Toc228289667"/>
+      <w:bookmarkStart w:id="4" w:name="_Toc228289667"/>
       <w:r>
         <w:lastRenderedPageBreak/>
         <w:t>Concepto de algoritmo</w:t>
       </w:r>
-      <w:bookmarkEnd w:id="5"/>
+      <w:bookmarkEnd w:id="4"/>
     </w:p>
     <w:p>
       <w:r>
@@ -3719,11 +3717,11 @@
       <w:pPr>
         <w:pStyle w:val="Ttulo2"/>
       </w:pPr>
-      <w:bookmarkStart w:id="6" w:name="_Toc228289668"/>
+      <w:bookmarkStart w:id="5" w:name="_Toc228289668"/>
       <w:r>
         <w:t>Pensamiento algorítmico y solución de problemas</w:t>
       </w:r>
-      <w:bookmarkEnd w:id="6"/>
+      <w:bookmarkEnd w:id="5"/>
     </w:p>
     <w:p>
       <w:r>
@@ -3757,11 +3755,11 @@
       <w:pPr>
         <w:pStyle w:val="Ttulo2"/>
       </w:pPr>
-      <w:bookmarkStart w:id="7" w:name="_Toc228289669"/>
+      <w:bookmarkStart w:id="6" w:name="_Toc228289669"/>
       <w:r>
         <w:t>Análisis del problema</w:t>
       </w:r>
-      <w:bookmarkEnd w:id="7"/>
+      <w:bookmarkEnd w:id="6"/>
     </w:p>
     <w:p>
       <w:r>
@@ -3957,11 +3955,11 @@
       <w:pPr>
         <w:pStyle w:val="Ttulo2"/>
       </w:pPr>
-      <w:bookmarkStart w:id="8" w:name="_Toc228289670"/>
+      <w:bookmarkStart w:id="7" w:name="_Toc228289670"/>
       <w:r>
         <w:t>Lógica matemática y lógica proposicional</w:t>
       </w:r>
-      <w:bookmarkEnd w:id="8"/>
+      <w:bookmarkEnd w:id="7"/>
     </w:p>
     <w:p>
       <w:r>
@@ -4139,11 +4137,11 @@
       <w:pPr>
         <w:pStyle w:val="Ttulo2"/>
       </w:pPr>
-      <w:bookmarkStart w:id="9" w:name="_Toc228289671"/>
+      <w:bookmarkStart w:id="8" w:name="_Toc228289671"/>
       <w:r>
         <w:t>Tipos de algoritmos</w:t>
       </w:r>
-      <w:bookmarkEnd w:id="9"/>
+      <w:bookmarkEnd w:id="8"/>
     </w:p>
     <w:p>
       <w:r>
@@ -4527,12 +4525,12 @@
       <w:pPr>
         <w:pStyle w:val="Ttulo1"/>
       </w:pPr>
-      <w:bookmarkStart w:id="10" w:name="_Toc228289672"/>
+      <w:bookmarkStart w:id="9" w:name="_Toc228289672"/>
       <w:r>
         <w:lastRenderedPageBreak/>
         <w:t>Metodologías para el diseño de algoritmos</w:t>
       </w:r>
-      <w:bookmarkEnd w:id="10"/>
+      <w:bookmarkEnd w:id="9"/>
     </w:p>
     <w:p>
       <w:r>
@@ -4578,18 +4576,18 @@
           <w:lang w:eastAsia="es-CO"/>
         </w:rPr>
       </w:pPr>
-      <w:bookmarkStart w:id="11" w:name="_Toc228289673"/>
+      <w:bookmarkStart w:id="10" w:name="_Toc228289673"/>
+      <w:bookmarkEnd w:id="10"/>
+    </w:p>
+    <w:p>
+      <w:pPr>
+        <w:pStyle w:val="Ttulo2"/>
+      </w:pPr>
+      <w:bookmarkStart w:id="11" w:name="_Toc228289674"/>
+      <w:r>
+        <w:t>Metodologías de análisis y diseño de algoritmos</w:t>
+      </w:r>
       <w:bookmarkEnd w:id="11"/>
-    </w:p>
-    <w:p>
-      <w:pPr>
-        <w:pStyle w:val="Ttulo2"/>
-      </w:pPr>
-      <w:bookmarkStart w:id="12" w:name="_Toc228289674"/>
-      <w:r>
-        <w:t>Metodologías de análisis y diseño de algoritmos</w:t>
-      </w:r>
-      <w:bookmarkEnd w:id="12"/>
     </w:p>
     <w:p>
       <w:r>
@@ -4776,6 +4774,7 @@
               <w:ind w:firstLine="0"/>
             </w:pPr>
             <w:r>
+              <w:lastRenderedPageBreak/>
               <w:t>Diseño descendente (</w:t>
             </w:r>
             <w:r>
@@ -4974,6 +4973,7 @@
             </w:pPr>
             <w:proofErr w:type="spellStart"/>
             <w:r>
+              <w:lastRenderedPageBreak/>
               <w:t>Modularización</w:t>
             </w:r>
             <w:proofErr w:type="spellEnd"/>
@@ -5018,11 +5018,11 @@
       <w:pPr>
         <w:pStyle w:val="Ttulo2"/>
       </w:pPr>
-      <w:bookmarkStart w:id="13" w:name="_Toc228289675"/>
+      <w:bookmarkStart w:id="12" w:name="_Toc228289675"/>
       <w:r>
         <w:t>Notación de algoritmos mediante seudocódigo</w:t>
       </w:r>
-      <w:bookmarkEnd w:id="13"/>
+      <w:bookmarkEnd w:id="12"/>
     </w:p>
     <w:p>
       <w:r>
@@ -5239,12 +5239,12 @@
       <w:pPr>
         <w:pStyle w:val="Ttulo2"/>
       </w:pPr>
-      <w:bookmarkStart w:id="14" w:name="_Toc228289676"/>
+      <w:bookmarkStart w:id="13" w:name="_Toc228289676"/>
       <w:r>
         <w:lastRenderedPageBreak/>
         <w:t>Representación de algoritmos con diagramas de flujo</w:t>
       </w:r>
-      <w:bookmarkEnd w:id="14"/>
+      <w:bookmarkEnd w:id="13"/>
     </w:p>
     <w:p>
       <w:r>
@@ -5542,11 +5542,11 @@
       <w:pPr>
         <w:pStyle w:val="Ttulo2"/>
       </w:pPr>
-      <w:bookmarkStart w:id="15" w:name="_Toc228289677"/>
+      <w:bookmarkStart w:id="14" w:name="_Toc228289677"/>
       <w:r>
         <w:t>Herramientas para la creación y prueba de algoritmos</w:t>
       </w:r>
-      <w:bookmarkEnd w:id="15"/>
+      <w:bookmarkEnd w:id="14"/>
     </w:p>
     <w:p>
       <w:r>
@@ -5568,6 +5568,219 @@
       </w:r>
     </w:p>
     <w:p>
+      <w:pPr>
+        <w:pStyle w:val="Prrafodelista"/>
+        <w:numPr>
+          <w:ilvl w:val="0"/>
+          <w:numId w:val="34"/>
+        </w:numPr>
+        <w:rPr>
+          <w:b/>
+        </w:rPr>
+      </w:pPr>
+      <w:r>
+        <w:rPr>
+          <w:b/>
+        </w:rPr>
+        <w:t>Herramientas de diseño</w:t>
+      </w:r>
+    </w:p>
+    <w:p>
+      <w:pPr>
+        <w:pStyle w:val="Prrafodelista"/>
+        <w:numPr>
+          <w:ilvl w:val="0"/>
+          <w:numId w:val="35"/>
+        </w:numPr>
+      </w:pPr>
+      <w:r>
+        <w:rPr>
+          <w:b/>
+        </w:rPr>
+        <w:t>Editores de seudocódigo</w:t>
+      </w:r>
+      <w:r>
+        <w:t>: permiten estructurar algoritmos de manera clara utilizando una sintaxis cercana al lenguaje natural.</w:t>
+      </w:r>
+    </w:p>
+    <w:p>
+      <w:pPr>
+        <w:pStyle w:val="Prrafodelista"/>
+        <w:numPr>
+          <w:ilvl w:val="0"/>
+          <w:numId w:val="35"/>
+        </w:numPr>
+      </w:pPr>
+      <w:r>
+        <w:rPr>
+          <w:rStyle w:val="Extranjerismo"/>
+          <w:b/>
+        </w:rPr>
+        <w:t>Software</w:t>
+      </w:r>
+      <w:r>
+        <w:rPr>
+          <w:b/>
+        </w:rPr>
+        <w:t xml:space="preserve"> para diagramas de flujo</w:t>
+      </w:r>
+      <w:r>
+        <w:t>: facilitan la representación gráfica de los procesos mediante símbolos estandarizados.</w:t>
+      </w:r>
+    </w:p>
+    <w:p>
+      <w:pPr>
+        <w:pStyle w:val="Prrafodelista"/>
+        <w:numPr>
+          <w:ilvl w:val="0"/>
+          <w:numId w:val="35"/>
+        </w:numPr>
+      </w:pPr>
+      <w:r>
+        <w:rPr>
+          <w:b/>
+        </w:rPr>
+        <w:t>Entornos de modelado</w:t>
+      </w:r>
+      <w:r>
+        <w:t>: apoyan la organización y visualización de la lógica del algoritmo antes de su implementación.</w:t>
+      </w:r>
+    </w:p>
+    <w:p>
+      <w:pPr>
+        <w:pStyle w:val="Prrafodelista"/>
+        <w:numPr>
+          <w:ilvl w:val="0"/>
+          <w:numId w:val="34"/>
+        </w:numPr>
+        <w:rPr>
+          <w:b/>
+        </w:rPr>
+      </w:pPr>
+      <w:r>
+        <w:rPr>
+          <w:b/>
+        </w:rPr>
+        <w:t>Herramientas de prueba</w:t>
+      </w:r>
+    </w:p>
+    <w:p>
+      <w:pPr>
+        <w:pStyle w:val="Prrafodelista"/>
+        <w:numPr>
+          <w:ilvl w:val="0"/>
+          <w:numId w:val="36"/>
+        </w:numPr>
+      </w:pPr>
+      <w:r>
+        <w:rPr>
+          <w:b/>
+        </w:rPr>
+        <w:t>Pruebas de escritorio</w:t>
+      </w:r>
+      <w:r>
+        <w:t>: permiten simular paso a paso la ejecución del algoritmo para verificar su comportamiento.</w:t>
+      </w:r>
+    </w:p>
+    <w:p>
+      <w:pPr>
+        <w:pStyle w:val="Prrafodelista"/>
+        <w:numPr>
+          <w:ilvl w:val="0"/>
+          <w:numId w:val="36"/>
+        </w:numPr>
+      </w:pPr>
+      <w:r>
+        <w:rPr>
+          <w:b/>
+        </w:rPr>
+        <w:t>Simuladores de algoritmos</w:t>
+      </w:r>
+      <w:r>
+        <w:t>: ayudan a validar la lógica mediante la ejecución controlada de instrucciones.</w:t>
+      </w:r>
+    </w:p>
+    <w:p>
+      <w:pPr>
+        <w:pStyle w:val="Prrafodelista"/>
+        <w:numPr>
+          <w:ilvl w:val="0"/>
+          <w:numId w:val="36"/>
+        </w:numPr>
+      </w:pPr>
+      <w:r>
+        <w:rPr>
+          <w:b/>
+        </w:rPr>
+        <w:t>Herramientas de depuración básica</w:t>
+      </w:r>
+      <w:r>
+        <w:t>: permiten identificar errores en la secuencia lógica o en el manejo de datos.</w:t>
+      </w:r>
+    </w:p>
+    <w:p>
+      <w:pPr>
+        <w:pStyle w:val="Prrafodelista"/>
+        <w:ind w:left="1429" w:firstLine="0"/>
+      </w:pPr>
+    </w:p>
+    <w:p>
+      <w:pPr>
+        <w:pStyle w:val="Prrafodelista"/>
+        <w:numPr>
+          <w:ilvl w:val="0"/>
+          <w:numId w:val="34"/>
+        </w:numPr>
+        <w:rPr>
+          <w:b/>
+        </w:rPr>
+      </w:pPr>
+      <w:r>
+        <w:rPr>
+          <w:b/>
+        </w:rPr>
+        <w:lastRenderedPageBreak/>
+        <w:t>Herramientas de apoyo</w:t>
+      </w:r>
+    </w:p>
+    <w:p>
+      <w:pPr>
+        <w:pStyle w:val="Prrafodelista"/>
+        <w:numPr>
+          <w:ilvl w:val="0"/>
+          <w:numId w:val="37"/>
+        </w:numPr>
+      </w:pPr>
+      <w:r>
+        <w:rPr>
+          <w:b/>
+        </w:rPr>
+        <w:t>Plataformas educativas</w:t>
+      </w:r>
+      <w:r>
+        <w:t>: ofrecen entornos interactivos para diseñar y probar algoritmos.</w:t>
+      </w:r>
+    </w:p>
+    <w:p>
+      <w:pPr>
+        <w:pStyle w:val="Prrafodelista"/>
+        <w:numPr>
+          <w:ilvl w:val="0"/>
+          <w:numId w:val="37"/>
+        </w:numPr>
+      </w:pPr>
+      <w:r>
+        <w:rPr>
+          <w:b/>
+        </w:rPr>
+        <w:t>Lenguajes de programación básicos</w:t>
+      </w:r>
+      <w:r>
+        <w:t>: permiten implementar y validar algoritmos en entornos reales.</w:t>
+      </w:r>
+    </w:p>
+    <w:p/>
+    <w:p>
       <w:r>
         <w:t xml:space="preserve">La adecuada selección y uso de estas herramientas permite fortalecer el proceso de construcción de algoritmos, asegurando soluciones más precisas, funcionales y alineadas con los requerimientos planteados, facilitando su transición hacia el desarrollo de </w:t>
       </w:r>
@@ -5594,12 +5807,12 @@
       <w:pPr>
         <w:pStyle w:val="Ttulo1"/>
       </w:pPr>
-      <w:bookmarkStart w:id="16" w:name="_Toc228289678"/>
+      <w:bookmarkStart w:id="15" w:name="_Toc228289678"/>
       <w:r>
         <w:lastRenderedPageBreak/>
         <w:t>Elementos básicos de la programación</w:t>
       </w:r>
-      <w:bookmarkEnd w:id="16"/>
+      <w:bookmarkEnd w:id="15"/>
     </w:p>
     <w:p>
       <w:r>
@@ -5781,18 +5994,18 @@
           <w:lang w:eastAsia="es-CO"/>
         </w:rPr>
       </w:pPr>
-      <w:bookmarkStart w:id="17" w:name="_Toc228289679"/>
+      <w:bookmarkStart w:id="16" w:name="_Toc228289679"/>
+      <w:bookmarkEnd w:id="16"/>
+    </w:p>
+    <w:p>
+      <w:pPr>
+        <w:pStyle w:val="Ttulo2"/>
+      </w:pPr>
+      <w:bookmarkStart w:id="17" w:name="_Toc228289680"/>
+      <w:r>
+        <w:t>Identificadores y palabras reservadas</w:t>
+      </w:r>
       <w:bookmarkEnd w:id="17"/>
-    </w:p>
-    <w:p>
-      <w:pPr>
-        <w:pStyle w:val="Ttulo2"/>
-      </w:pPr>
-      <w:bookmarkStart w:id="18" w:name="_Toc228289680"/>
-      <w:r>
-        <w:t>Identificadores y palabras reservadas</w:t>
-      </w:r>
-      <w:bookmarkEnd w:id="18"/>
     </w:p>
     <w:p>
       <w:r>
@@ -5963,11 +6176,11 @@
       <w:pPr>
         <w:pStyle w:val="Ttulo2"/>
       </w:pPr>
-      <w:bookmarkStart w:id="19" w:name="_Toc228289681"/>
+      <w:bookmarkStart w:id="18" w:name="_Toc228289681"/>
       <w:r>
         <w:t>Variables, constantes, contadores y acumuladores</w:t>
       </w:r>
-      <w:bookmarkEnd w:id="19"/>
+      <w:bookmarkEnd w:id="18"/>
     </w:p>
     <w:p>
       <w:r>
@@ -6150,6 +6363,7 @@
               <w:ind w:firstLine="0"/>
             </w:pPr>
             <w:r>
+              <w:lastRenderedPageBreak/>
               <w:t>Contadores</w:t>
             </w:r>
           </w:p>
@@ -6239,12 +6453,12 @@
       <w:pPr>
         <w:pStyle w:val="Ttulo2"/>
       </w:pPr>
-      <w:bookmarkStart w:id="20" w:name="_Toc228289682"/>
+      <w:bookmarkStart w:id="19" w:name="_Toc228289682"/>
       <w:r>
         <w:lastRenderedPageBreak/>
         <w:t>Tipos de datos (enteros, reales, booleanos)</w:t>
       </w:r>
-      <w:bookmarkEnd w:id="20"/>
+      <w:bookmarkEnd w:id="19"/>
     </w:p>
     <w:p>
       <w:r>
@@ -6266,7 +6480,7 @@
         <w:pStyle w:val="Prrafodelista"/>
         <w:numPr>
           <w:ilvl w:val="0"/>
-          <w:numId w:val="16"/>
+          <w:numId w:val="38"/>
         </w:numPr>
         <w:rPr>
           <w:b/>
@@ -6687,7 +6901,7 @@
         <w:pStyle w:val="Prrafodelista"/>
         <w:numPr>
           <w:ilvl w:val="0"/>
-          <w:numId w:val="18"/>
+          <w:numId w:val="38"/>
         </w:numPr>
         <w:rPr>
           <w:b/>
@@ -6713,6 +6927,7 @@
           <w:ilvl w:val="0"/>
           <w:numId w:val="16"/>
         </w:numPr>
+        <w:ind w:left="1701"/>
       </w:pPr>
       <w:r>
         <w:rPr>
@@ -6731,6 +6946,7 @@
           <w:ilvl w:val="0"/>
           <w:numId w:val="16"/>
         </w:numPr>
+        <w:ind w:left="1701"/>
       </w:pPr>
       <w:r>
         <w:rPr>
@@ -6749,6 +6965,7 @@
           <w:ilvl w:val="0"/>
           <w:numId w:val="16"/>
         </w:numPr>
+        <w:ind w:left="1701"/>
       </w:pPr>
       <w:r>
         <w:rPr>
@@ -6767,6 +6984,7 @@
           <w:ilvl w:val="0"/>
           <w:numId w:val="16"/>
         </w:numPr>
+        <w:ind w:left="1701"/>
       </w:pPr>
       <w:r>
         <w:rPr>
@@ -6785,6 +7003,7 @@
           <w:ilvl w:val="0"/>
           <w:numId w:val="16"/>
         </w:numPr>
+        <w:ind w:left="1701"/>
       </w:pPr>
       <w:r>
         <w:rPr>
@@ -6807,7 +7026,7 @@
         <w:pStyle w:val="Prrafodelista"/>
         <w:numPr>
           <w:ilvl w:val="0"/>
-          <w:numId w:val="18"/>
+          <w:numId w:val="38"/>
         </w:numPr>
         <w:rPr>
           <w:b/>
@@ -7035,11 +7254,11 @@
       <w:pPr>
         <w:pStyle w:val="Ttulo2"/>
       </w:pPr>
-      <w:bookmarkStart w:id="21" w:name="_Toc228289683"/>
+      <w:bookmarkStart w:id="20" w:name="_Toc228289683"/>
       <w:r>
         <w:t>Operadores y jerarquía de operadores</w:t>
       </w:r>
-      <w:bookmarkEnd w:id="21"/>
+      <w:bookmarkEnd w:id="20"/>
     </w:p>
     <w:p>
       <w:r>
@@ -7059,7 +7278,6 @@
         <w:t>La siguiente es una explicación puntual de tipos de operadores:</w:t>
       </w:r>
     </w:p>
-    <w:p/>
     <w:p>
       <w:pPr>
         <w:pStyle w:val="Prrafodelista"/>
@@ -7137,12 +7355,12 @@
       <w:pPr>
         <w:pStyle w:val="Ttulo1"/>
       </w:pPr>
-      <w:bookmarkStart w:id="22" w:name="_Toc228289684"/>
+      <w:bookmarkStart w:id="21" w:name="_Toc228289684"/>
       <w:r>
         <w:lastRenderedPageBreak/>
         <w:t>Estructuras de control y estructuras de datos</w:t>
       </w:r>
-      <w:bookmarkEnd w:id="22"/>
+      <w:bookmarkEnd w:id="21"/>
     </w:p>
     <w:p>
       <w:r>
@@ -7304,18 +7522,18 @@
           <w:lang w:eastAsia="es-CO"/>
         </w:rPr>
       </w:pPr>
-      <w:bookmarkStart w:id="23" w:name="_Toc228289685"/>
+      <w:bookmarkStart w:id="22" w:name="_Toc228289685"/>
+      <w:bookmarkEnd w:id="22"/>
+    </w:p>
+    <w:p>
+      <w:pPr>
+        <w:pStyle w:val="Ttulo2"/>
+      </w:pPr>
+      <w:bookmarkStart w:id="23" w:name="_Toc228289686"/>
+      <w:r>
+        <w:t>Estructura secuencial</w:t>
+      </w:r>
       <w:bookmarkEnd w:id="23"/>
-    </w:p>
-    <w:p>
-      <w:pPr>
-        <w:pStyle w:val="Ttulo2"/>
-      </w:pPr>
-      <w:bookmarkStart w:id="24" w:name="_Toc228289686"/>
-      <w:r>
-        <w:t>Estructura secuencial</w:t>
-      </w:r>
-      <w:bookmarkEnd w:id="24"/>
     </w:p>
     <w:p>
       <w:r>
@@ -7413,11 +7631,11 @@
       <w:pPr>
         <w:pStyle w:val="Ttulo2"/>
       </w:pPr>
-      <w:bookmarkStart w:id="25" w:name="_Toc228289687"/>
+      <w:bookmarkStart w:id="24" w:name="_Toc228289687"/>
       <w:r>
         <w:t>Estructuras condicionales</w:t>
       </w:r>
-      <w:bookmarkEnd w:id="25"/>
+      <w:bookmarkEnd w:id="24"/>
     </w:p>
     <w:p>
       <w:r>
@@ -7435,7 +7653,6 @@
         <w:t>Así como las secuenciales, estas estructuras también tienen actividades principales:</w:t>
       </w:r>
     </w:p>
-    <w:p/>
     <w:p>
       <w:pPr>
         <w:pStyle w:val="Prrafodelista"/>
@@ -7523,7 +7740,7 @@
       <w:pPr>
         <w:pStyle w:val="Ttulo2"/>
       </w:pPr>
-      <w:bookmarkStart w:id="26" w:name="_Toc228289688"/>
+      <w:bookmarkStart w:id="25" w:name="_Toc228289688"/>
       <w:r>
         <w:lastRenderedPageBreak/>
         <w:t>Estructuras de iteración o repetitivas (</w:t>
@@ -7544,7 +7761,7 @@
       <w:r>
         <w:t>)</w:t>
       </w:r>
-      <w:bookmarkEnd w:id="26"/>
+      <w:bookmarkEnd w:id="25"/>
     </w:p>
     <w:p>
       <w:r>
@@ -7820,11 +8037,11 @@
       <w:pPr>
         <w:pStyle w:val="Ttulo2"/>
       </w:pPr>
-      <w:bookmarkStart w:id="27" w:name="_Toc228289689"/>
+      <w:bookmarkStart w:id="26" w:name="_Toc228289689"/>
       <w:r>
         <w:t>Estructuras de datos básicas: vectores y matrices</w:t>
       </w:r>
-      <w:bookmarkEnd w:id="27"/>
+      <w:bookmarkEnd w:id="26"/>
     </w:p>
     <w:p>
       <w:r>
@@ -7841,7 +8058,6 @@
         <w:t>Sus actividades principales son:</w:t>
       </w:r>
     </w:p>
-    <w:p/>
     <w:p>
       <w:pPr>
         <w:pStyle w:val="Prrafodelista"/>
@@ -7865,7 +8081,6 @@
         <w:t>Selección del tipo de estructura adecuada según la necesidad del problema, ya sea un vector (una dimensión) o una matriz (dos dimensiones).</w:t>
       </w:r>
     </w:p>
-    <w:p/>
     <w:p>
       <w:pPr>
         <w:pStyle w:val="Prrafodelista"/>
@@ -7875,7 +8090,6 @@
         </w:numPr>
       </w:pPr>
       <w:r>
-        <w:lastRenderedPageBreak/>
         <w:t>Identificación del tamaño o dimensión requerida.</w:t>
       </w:r>
     </w:p>
@@ -8048,7 +8262,6 @@
     </w:p>
     <w:p>
       <w:r>
-        <w:lastRenderedPageBreak/>
         <w:t>El uso adecuado de vectores y matrices permite estructurar la información de manera lógica y eficiente, facilitando la resolución de problemas que requieren el manejo de grandes volúmenes de datos dentro de la programación.</w:t>
       </w:r>
     </w:p>
@@ -8065,12 +8278,12 @@
       <w:pPr>
         <w:pStyle w:val="Ttulo1"/>
       </w:pPr>
-      <w:bookmarkStart w:id="28" w:name="_Toc228289690"/>
+      <w:bookmarkStart w:id="27" w:name="_Toc228289690"/>
       <w:r>
         <w:lastRenderedPageBreak/>
         <w:t>Programación modular y pruebas de algoritmos</w:t>
       </w:r>
-      <w:bookmarkEnd w:id="28"/>
+      <w:bookmarkEnd w:id="27"/>
     </w:p>
     <w:p>
       <w:r>
@@ -8242,18 +8455,18 @@
           <w:lang w:eastAsia="es-CO"/>
         </w:rPr>
       </w:pPr>
-      <w:bookmarkStart w:id="29" w:name="_Toc228289691"/>
+      <w:bookmarkStart w:id="28" w:name="_Toc228289691"/>
+      <w:bookmarkEnd w:id="28"/>
+    </w:p>
+    <w:p>
+      <w:pPr>
+        <w:pStyle w:val="Ttulo2"/>
+      </w:pPr>
+      <w:bookmarkStart w:id="29" w:name="_Toc228289692"/>
+      <w:r>
+        <w:t>Concepto de programación modular</w:t>
+      </w:r>
       <w:bookmarkEnd w:id="29"/>
-    </w:p>
-    <w:p>
-      <w:pPr>
-        <w:pStyle w:val="Ttulo2"/>
-      </w:pPr>
-      <w:bookmarkStart w:id="30" w:name="_Toc228289692"/>
-      <w:r>
-        <w:t>Concepto de programación modular</w:t>
-      </w:r>
-      <w:bookmarkEnd w:id="30"/>
     </w:p>
     <w:p>
       <w:r>
@@ -8279,11 +8492,12 @@
         <w:t>A continuación, se presentan los elementos fundamentales de la programación modular:</w:t>
       </w:r>
     </w:p>
-    <w:p/>
     <w:p>
       <w:pPr>
         <w:pStyle w:val="Tabla"/>
       </w:pPr>
+      <w:bookmarkStart w:id="30" w:name="_GoBack"/>
+      <w:bookmarkEnd w:id="30"/>
       <w:r>
         <w:t>Elementos fundamentales de la programación modular</w:t>
       </w:r>
@@ -9310,7 +9524,7 @@
       <w:pPr>
         <w:pStyle w:val="Prrafodelista"/>
         <w:numPr>
-          <w:ilvl w:val="0"/>
+          <w:ilvl w:val="1"/>
           <w:numId w:val="29"/>
         </w:numPr>
       </w:pPr>
@@ -9322,7 +9536,7 @@
       <w:pPr>
         <w:pStyle w:val="Prrafodelista"/>
         <w:numPr>
-          <w:ilvl w:val="0"/>
+          <w:ilvl w:val="1"/>
           <w:numId w:val="29"/>
         </w:numPr>
       </w:pPr>
@@ -9334,7 +9548,7 @@
       <w:pPr>
         <w:pStyle w:val="Prrafodelista"/>
         <w:numPr>
-          <w:ilvl w:val="0"/>
+          <w:ilvl w:val="1"/>
           <w:numId w:val="29"/>
         </w:numPr>
       </w:pPr>
@@ -9346,7 +9560,7 @@
       <w:pPr>
         <w:pStyle w:val="Prrafodelista"/>
         <w:numPr>
-          <w:ilvl w:val="0"/>
+          <w:ilvl w:val="1"/>
           <w:numId w:val="29"/>
         </w:numPr>
       </w:pPr>
@@ -9358,7 +9572,7 @@
       <w:pPr>
         <w:pStyle w:val="Prrafodelista"/>
         <w:numPr>
-          <w:ilvl w:val="0"/>
+          <w:ilvl w:val="1"/>
           <w:numId w:val="29"/>
         </w:numPr>
       </w:pPr>
@@ -9394,7 +9608,7 @@
       <w:pPr>
         <w:pStyle w:val="Prrafodelista"/>
         <w:numPr>
-          <w:ilvl w:val="0"/>
+          <w:ilvl w:val="1"/>
           <w:numId w:val="29"/>
         </w:numPr>
       </w:pPr>
@@ -9406,7 +9620,7 @@
       <w:pPr>
         <w:pStyle w:val="Prrafodelista"/>
         <w:numPr>
-          <w:ilvl w:val="0"/>
+          <w:ilvl w:val="1"/>
           <w:numId w:val="29"/>
         </w:numPr>
       </w:pPr>
@@ -9418,7 +9632,7 @@
       <w:pPr>
         <w:pStyle w:val="Prrafodelista"/>
         <w:numPr>
-          <w:ilvl w:val="0"/>
+          <w:ilvl w:val="1"/>
           <w:numId w:val="29"/>
         </w:numPr>
       </w:pPr>
@@ -9431,7 +9645,7 @@
       <w:pPr>
         <w:pStyle w:val="Prrafodelista"/>
         <w:numPr>
-          <w:ilvl w:val="0"/>
+          <w:ilvl w:val="1"/>
           <w:numId w:val="29"/>
         </w:numPr>
       </w:pPr>
@@ -9476,7 +9690,7 @@
       <w:pPr>
         <w:pStyle w:val="Prrafodelista"/>
         <w:numPr>
-          <w:ilvl w:val="0"/>
+          <w:ilvl w:val="1"/>
           <w:numId w:val="29"/>
         </w:numPr>
       </w:pPr>
@@ -9488,7 +9702,7 @@
       <w:pPr>
         <w:pStyle w:val="Prrafodelista"/>
         <w:numPr>
-          <w:ilvl w:val="0"/>
+          <w:ilvl w:val="1"/>
           <w:numId w:val="29"/>
         </w:numPr>
       </w:pPr>
@@ -9500,7 +9714,7 @@
       <w:pPr>
         <w:pStyle w:val="Prrafodelista"/>
         <w:numPr>
-          <w:ilvl w:val="0"/>
+          <w:ilvl w:val="1"/>
           <w:numId w:val="29"/>
         </w:numPr>
       </w:pPr>
@@ -9512,7 +9726,7 @@
       <w:pPr>
         <w:pStyle w:val="Prrafodelista"/>
         <w:numPr>
-          <w:ilvl w:val="0"/>
+          <w:ilvl w:val="1"/>
           <w:numId w:val="29"/>
         </w:numPr>
       </w:pPr>
@@ -9524,7 +9738,7 @@
       <w:pPr>
         <w:pStyle w:val="Prrafodelista"/>
         <w:numPr>
-          <w:ilvl w:val="0"/>
+          <w:ilvl w:val="1"/>
           <w:numId w:val="29"/>
         </w:numPr>
       </w:pPr>
@@ -9747,6 +9961,8 @@
         <w:t>Corresponden a los datos que el módulo recibe para poder ejecutar su función.</w:t>
       </w:r>
     </w:p>
+    <w:p/>
+    <w:p/>
     <w:p>
       <w:pPr>
         <w:pStyle w:val="Prrafodelista"/>
@@ -9762,12 +9978,12 @@
         <w:rPr>
           <w:b/>
         </w:rPr>
+        <w:lastRenderedPageBreak/>
         <w:t>Parámetros de salida</w:t>
       </w:r>
     </w:p>
     <w:p>
       <w:r>
-        <w:lastRenderedPageBreak/>
         <w:t>Representan los resultados generados por el módulo después de procesar la información.</w:t>
       </w:r>
     </w:p>
@@ -9848,7 +10064,6 @@
         <w:t>.</w:t>
       </w:r>
     </w:p>
-    <w:p/>
     <w:p>
       <w:r>
         <w:t>Una vez definidos los parámetros, es importante establecer cómo se gestionan dentro del programa, considerando el siguiente proceso:</w:t>
@@ -12328,6 +12543,119 @@
     </w:lvl>
   </w:abstractNum>
   <w:abstractNum w:abstractNumId="4" w15:restartNumberingAfterBreak="0">
+    <w:nsid w:val="108A29BC"/>
+    <w:multiLevelType w:val="hybridMultilevel"/>
+    <w:tmpl w:val="8E62BDE6"/>
+    <w:lvl w:ilvl="0" w:tplc="240A0001">
+      <w:start w:val="1"/>
+      <w:numFmt w:val="bullet"/>
+      <w:lvlText w:val=""/>
+      <w:lvlJc w:val="left"/>
+      <w:pPr>
+        <w:ind w:left="1776" w:hanging="360"/>
+      </w:pPr>
+      <w:rPr>
+        <w:rFonts w:ascii="Symbol" w:hAnsi="Symbol" w:hint="default"/>
+      </w:rPr>
+    </w:lvl>
+    <w:lvl w:ilvl="1" w:tplc="240A0003" w:tentative="1">
+      <w:start w:val="1"/>
+      <w:numFmt w:val="bullet"/>
+      <w:lvlText w:val="o"/>
+      <w:lvlJc w:val="left"/>
+      <w:pPr>
+        <w:ind w:left="2496" w:hanging="360"/>
+      </w:pPr>
+      <w:rPr>
+        <w:rFonts w:ascii="Courier New" w:hAnsi="Courier New" w:cs="Courier New" w:hint="default"/>
+      </w:rPr>
+    </w:lvl>
+    <w:lvl w:ilvl="2" w:tplc="240A0005" w:tentative="1">
+      <w:start w:val="1"/>
+      <w:numFmt w:val="bullet"/>
+      <w:lvlText w:val=""/>
+      <w:lvlJc w:val="left"/>
+      <w:pPr>
+        <w:ind w:left="3216" w:hanging="360"/>
+      </w:pPr>
+      <w:rPr>
+        <w:rFonts w:ascii="Wingdings" w:hAnsi="Wingdings" w:hint="default"/>
+      </w:rPr>
+    </w:lvl>
+    <w:lvl w:ilvl="3" w:tplc="240A0001" w:tentative="1">
+      <w:start w:val="1"/>
+      <w:numFmt w:val="bullet"/>
+      <w:lvlText w:val=""/>
+      <w:lvlJc w:val="left"/>
+      <w:pPr>
+        <w:ind w:left="3936" w:hanging="360"/>
+      </w:pPr>
+      <w:rPr>
+        <w:rFonts w:ascii="Symbol" w:hAnsi="Symbol" w:hint="default"/>
+      </w:rPr>
+    </w:lvl>
+    <w:lvl w:ilvl="4" w:tplc="240A0003" w:tentative="1">
+      <w:start w:val="1"/>
+      <w:numFmt w:val="bullet"/>
+      <w:lvlText w:val="o"/>
+      <w:lvlJc w:val="left"/>
+      <w:pPr>
+        <w:ind w:left="4656" w:hanging="360"/>
+      </w:pPr>
+      <w:rPr>
+        <w:rFonts w:ascii="Courier New" w:hAnsi="Courier New" w:cs="Courier New" w:hint="default"/>
+      </w:rPr>
+    </w:lvl>
+    <w:lvl w:ilvl="5" w:tplc="240A0005" w:tentative="1">
+      <w:start w:val="1"/>
+      <w:numFmt w:val="bullet"/>
+      <w:lvlText w:val=""/>
+      <w:lvlJc w:val="left"/>
+      <w:pPr>
+        <w:ind w:left="5376" w:hanging="360"/>
+      </w:pPr>
+      <w:rPr>
+        <w:rFonts w:ascii="Wingdings" w:hAnsi="Wingdings" w:hint="default"/>
+      </w:rPr>
+    </w:lvl>
+    <w:lvl w:ilvl="6" w:tplc="240A0001" w:tentative="1">
+      <w:start w:val="1"/>
+      <w:numFmt w:val="bullet"/>
+      <w:lvlText w:val=""/>
+      <w:lvlJc w:val="left"/>
+      <w:pPr>
+        <w:ind w:left="6096" w:hanging="360"/>
+      </w:pPr>
+      <w:rPr>
+        <w:rFonts w:ascii="Symbol" w:hAnsi="Symbol" w:hint="default"/>
+      </w:rPr>
+    </w:lvl>
+    <w:lvl w:ilvl="7" w:tplc="240A0003" w:tentative="1">
+      <w:start w:val="1"/>
+      <w:numFmt w:val="bullet"/>
+      <w:lvlText w:val="o"/>
+      <w:lvlJc w:val="left"/>
+      <w:pPr>
+        <w:ind w:left="6816" w:hanging="360"/>
+      </w:pPr>
+      <w:rPr>
+        <w:rFonts w:ascii="Courier New" w:hAnsi="Courier New" w:cs="Courier New" w:hint="default"/>
+      </w:rPr>
+    </w:lvl>
+    <w:lvl w:ilvl="8" w:tplc="240A0005" w:tentative="1">
+      <w:start w:val="1"/>
+      <w:numFmt w:val="bullet"/>
+      <w:lvlText w:val=""/>
+      <w:lvlJc w:val="left"/>
+      <w:pPr>
+        <w:ind w:left="7536" w:hanging="360"/>
+      </w:pPr>
+      <w:rPr>
+        <w:rFonts w:ascii="Wingdings" w:hAnsi="Wingdings" w:hint="default"/>
+      </w:rPr>
+    </w:lvl>
+  </w:abstractNum>
+  <w:abstractNum w:abstractNumId="5" w15:restartNumberingAfterBreak="0">
     <w:nsid w:val="10C47580"/>
     <w:multiLevelType w:val="hybridMultilevel"/>
     <w:tmpl w:val="8BD4AD4A"/>
@@ -12416,7 +12744,7 @@
       </w:pPr>
     </w:lvl>
   </w:abstractNum>
-  <w:abstractNum w:abstractNumId="5" w15:restartNumberingAfterBreak="0">
+  <w:abstractNum w:abstractNumId="6" w15:restartNumberingAfterBreak="0">
     <w:nsid w:val="121C68D0"/>
     <w:multiLevelType w:val="hybridMultilevel"/>
     <w:tmpl w:val="A81244C8"/>
@@ -12529,7 +12857,7 @@
       </w:rPr>
     </w:lvl>
   </w:abstractNum>
-  <w:abstractNum w:abstractNumId="6" w15:restartNumberingAfterBreak="0">
+  <w:abstractNum w:abstractNumId="7" w15:restartNumberingAfterBreak="0">
     <w:nsid w:val="131378A7"/>
     <w:multiLevelType w:val="hybridMultilevel"/>
     <w:tmpl w:val="31AACFA4"/>
@@ -12642,7 +12970,7 @@
       </w:rPr>
     </w:lvl>
   </w:abstractNum>
-  <w:abstractNum w:abstractNumId="7" w15:restartNumberingAfterBreak="0">
+  <w:abstractNum w:abstractNumId="8" w15:restartNumberingAfterBreak="0">
     <w:nsid w:val="14FA76D1"/>
     <w:multiLevelType w:val="hybridMultilevel"/>
     <w:tmpl w:val="ED3EEE5E"/>
@@ -12652,7 +12980,7 @@
       <w:lvlText w:val=""/>
       <w:lvlJc w:val="left"/>
       <w:pPr>
-        <w:ind w:left="1429" w:hanging="360"/>
+        <w:ind w:left="1776" w:hanging="360"/>
       </w:pPr>
       <w:rPr>
         <w:rFonts w:ascii="Symbol" w:hAnsi="Symbol" w:hint="default"/>
@@ -12664,7 +12992,7 @@
       <w:lvlText w:val="o"/>
       <w:lvlJc w:val="left"/>
       <w:pPr>
-        <w:ind w:left="2149" w:hanging="360"/>
+        <w:ind w:left="2496" w:hanging="360"/>
       </w:pPr>
       <w:rPr>
         <w:rFonts w:ascii="Courier New" w:hAnsi="Courier New" w:cs="Courier New" w:hint="default"/>
@@ -12676,7 +13004,7 @@
       <w:lvlText w:val=""/>
       <w:lvlJc w:val="left"/>
       <w:pPr>
-        <w:ind w:left="2869" w:hanging="360"/>
+        <w:ind w:left="3216" w:hanging="360"/>
       </w:pPr>
       <w:rPr>
         <w:rFonts w:ascii="Wingdings" w:hAnsi="Wingdings" w:hint="default"/>
@@ -12688,7 +13016,7 @@
       <w:lvlText w:val=""/>
       <w:lvlJc w:val="left"/>
       <w:pPr>
-        <w:ind w:left="3589" w:hanging="360"/>
+        <w:ind w:left="3936" w:hanging="360"/>
       </w:pPr>
       <w:rPr>
         <w:rFonts w:ascii="Symbol" w:hAnsi="Symbol" w:hint="default"/>
@@ -12700,7 +13028,7 @@
       <w:lvlText w:val="o"/>
       <w:lvlJc w:val="left"/>
       <w:pPr>
-        <w:ind w:left="4309" w:hanging="360"/>
+        <w:ind w:left="4656" w:hanging="360"/>
       </w:pPr>
       <w:rPr>
         <w:rFonts w:ascii="Courier New" w:hAnsi="Courier New" w:cs="Courier New" w:hint="default"/>
@@ -12712,7 +13040,7 @@
       <w:lvlText w:val=""/>
       <w:lvlJc w:val="left"/>
       <w:pPr>
-        <w:ind w:left="5029" w:hanging="360"/>
+        <w:ind w:left="5376" w:hanging="360"/>
       </w:pPr>
       <w:rPr>
         <w:rFonts w:ascii="Wingdings" w:hAnsi="Wingdings" w:hint="default"/>
@@ -12724,7 +13052,7 @@
       <w:lvlText w:val=""/>
       <w:lvlJc w:val="left"/>
       <w:pPr>
-        <w:ind w:left="5749" w:hanging="360"/>
+        <w:ind w:left="6096" w:hanging="360"/>
       </w:pPr>
       <w:rPr>
         <w:rFonts w:ascii="Symbol" w:hAnsi="Symbol" w:hint="default"/>
@@ -12736,7 +13064,7 @@
       <w:lvlText w:val="o"/>
       <w:lvlJc w:val="left"/>
       <w:pPr>
-        <w:ind w:left="6469" w:hanging="360"/>
+        <w:ind w:left="6816" w:hanging="360"/>
       </w:pPr>
       <w:rPr>
         <w:rFonts w:ascii="Courier New" w:hAnsi="Courier New" w:cs="Courier New" w:hint="default"/>
@@ -12748,14 +13076,14 @@
       <w:lvlText w:val=""/>
       <w:lvlJc w:val="left"/>
       <w:pPr>
-        <w:ind w:left="7189" w:hanging="360"/>
+        <w:ind w:left="7536" w:hanging="360"/>
       </w:pPr>
       <w:rPr>
         <w:rFonts w:ascii="Wingdings" w:hAnsi="Wingdings" w:hint="default"/>
       </w:rPr>
     </w:lvl>
   </w:abstractNum>
-  <w:abstractNum w:abstractNumId="8" w15:restartNumberingAfterBreak="0">
+  <w:abstractNum w:abstractNumId="9" w15:restartNumberingAfterBreak="0">
     <w:nsid w:val="155479DE"/>
     <w:multiLevelType w:val="hybridMultilevel"/>
     <w:tmpl w:val="1A12A49E"/>
@@ -12868,7 +13196,206 @@
       </w:rPr>
     </w:lvl>
   </w:abstractNum>
-  <w:abstractNum w:abstractNumId="9" w15:restartNumberingAfterBreak="0">
+  <w:abstractNum w:abstractNumId="10" w15:restartNumberingAfterBreak="0">
+    <w:nsid w:val="15924242"/>
+    <w:multiLevelType w:val="hybridMultilevel"/>
+    <w:tmpl w:val="287EDCB0"/>
+    <w:lvl w:ilvl="0" w:tplc="240A0001">
+      <w:start w:val="1"/>
+      <w:numFmt w:val="bullet"/>
+      <w:lvlText w:val=""/>
+      <w:lvlJc w:val="left"/>
+      <w:pPr>
+        <w:ind w:left="1776" w:hanging="360"/>
+      </w:pPr>
+      <w:rPr>
+        <w:rFonts w:ascii="Symbol" w:hAnsi="Symbol" w:hint="default"/>
+      </w:rPr>
+    </w:lvl>
+    <w:lvl w:ilvl="1" w:tplc="240A0003" w:tentative="1">
+      <w:start w:val="1"/>
+      <w:numFmt w:val="bullet"/>
+      <w:lvlText w:val="o"/>
+      <w:lvlJc w:val="left"/>
+      <w:pPr>
+        <w:ind w:left="2496" w:hanging="360"/>
+      </w:pPr>
+      <w:rPr>
+        <w:rFonts w:ascii="Courier New" w:hAnsi="Courier New" w:cs="Courier New" w:hint="default"/>
+      </w:rPr>
+    </w:lvl>
+    <w:lvl w:ilvl="2" w:tplc="240A0005" w:tentative="1">
+      <w:start w:val="1"/>
+      <w:numFmt w:val="bullet"/>
+      <w:lvlText w:val=""/>
+      <w:lvlJc w:val="left"/>
+      <w:pPr>
+        <w:ind w:left="3216" w:hanging="360"/>
+      </w:pPr>
+      <w:rPr>
+        <w:rFonts w:ascii="Wingdings" w:hAnsi="Wingdings" w:hint="default"/>
+      </w:rPr>
+    </w:lvl>
+    <w:lvl w:ilvl="3" w:tplc="240A0001" w:tentative="1">
+      <w:start w:val="1"/>
+      <w:numFmt w:val="bullet"/>
+      <w:lvlText w:val=""/>
+      <w:lvlJc w:val="left"/>
+      <w:pPr>
+        <w:ind w:left="3936" w:hanging="360"/>
+      </w:pPr>
+      <w:rPr>
+        <w:rFonts w:ascii="Symbol" w:hAnsi="Symbol" w:hint="default"/>
+      </w:rPr>
+    </w:lvl>
+    <w:lvl w:ilvl="4" w:tplc="240A0003" w:tentative="1">
+      <w:start w:val="1"/>
+      <w:numFmt w:val="bullet"/>
+      <w:lvlText w:val="o"/>
+      <w:lvlJc w:val="left"/>
+      <w:pPr>
+        <w:ind w:left="4656" w:hanging="360"/>
+      </w:pPr>
+      <w:rPr>
+        <w:rFonts w:ascii="Courier New" w:hAnsi="Courier New" w:cs="Courier New" w:hint="default"/>
+      </w:rPr>
+    </w:lvl>
+    <w:lvl w:ilvl="5" w:tplc="240A0005" w:tentative="1">
+      <w:start w:val="1"/>
+      <w:numFmt w:val="bullet"/>
+      <w:lvlText w:val=""/>
+      <w:lvlJc w:val="left"/>
+      <w:pPr>
+        <w:ind w:left="5376" w:hanging="360"/>
+      </w:pPr>
+      <w:rPr>
+        <w:rFonts w:ascii="Wingdings" w:hAnsi="Wingdings" w:hint="default"/>
+      </w:rPr>
+    </w:lvl>
+    <w:lvl w:ilvl="6" w:tplc="240A0001" w:tentative="1">
+      <w:start w:val="1"/>
+      <w:numFmt w:val="bullet"/>
+      <w:lvlText w:val=""/>
+      <w:lvlJc w:val="left"/>
+      <w:pPr>
+        <w:ind w:left="6096" w:hanging="360"/>
+      </w:pPr>
+      <w:rPr>
+        <w:rFonts w:ascii="Symbol" w:hAnsi="Symbol" w:hint="default"/>
+      </w:rPr>
+    </w:lvl>
+    <w:lvl w:ilvl="7" w:tplc="240A0003" w:tentative="1">
+      <w:start w:val="1"/>
+      <w:numFmt w:val="bullet"/>
+      <w:lvlText w:val="o"/>
+      <w:lvlJc w:val="left"/>
+      <w:pPr>
+        <w:ind w:left="6816" w:hanging="360"/>
+      </w:pPr>
+      <w:rPr>
+        <w:rFonts w:ascii="Courier New" w:hAnsi="Courier New" w:cs="Courier New" w:hint="default"/>
+      </w:rPr>
+    </w:lvl>
+    <w:lvl w:ilvl="8" w:tplc="240A0005" w:tentative="1">
+      <w:start w:val="1"/>
+      <w:numFmt w:val="bullet"/>
+      <w:lvlText w:val=""/>
+      <w:lvlJc w:val="left"/>
+      <w:pPr>
+        <w:ind w:left="7536" w:hanging="360"/>
+      </w:pPr>
+      <w:rPr>
+        <w:rFonts w:ascii="Wingdings" w:hAnsi="Wingdings" w:hint="default"/>
+      </w:rPr>
+    </w:lvl>
+  </w:abstractNum>
+  <w:abstractNum w:abstractNumId="11" w15:restartNumberingAfterBreak="0">
+    <w:nsid w:val="207D013F"/>
+    <w:multiLevelType w:val="hybridMultilevel"/>
+    <w:tmpl w:val="260037E6"/>
+    <w:lvl w:ilvl="0" w:tplc="240A0017">
+      <w:start w:val="1"/>
+      <w:numFmt w:val="lowerLetter"/>
+      <w:lvlText w:val="%1)"/>
+      <w:lvlJc w:val="left"/>
+      <w:pPr>
+        <w:ind w:left="1429" w:hanging="360"/>
+      </w:pPr>
+    </w:lvl>
+    <w:lvl w:ilvl="1" w:tplc="240A0019" w:tentative="1">
+      <w:start w:val="1"/>
+      <w:numFmt w:val="lowerLetter"/>
+      <w:lvlText w:val="%2."/>
+      <w:lvlJc w:val="left"/>
+      <w:pPr>
+        <w:ind w:left="2149" w:hanging="360"/>
+      </w:pPr>
+    </w:lvl>
+    <w:lvl w:ilvl="2" w:tplc="240A001B" w:tentative="1">
+      <w:start w:val="1"/>
+      <w:numFmt w:val="lowerRoman"/>
+      <w:lvlText w:val="%3."/>
+      <w:lvlJc w:val="right"/>
+      <w:pPr>
+        <w:ind w:left="2869" w:hanging="180"/>
+      </w:pPr>
+    </w:lvl>
+    <w:lvl w:ilvl="3" w:tplc="240A000F" w:tentative="1">
+      <w:start w:val="1"/>
+      <w:numFmt w:val="decimal"/>
+      <w:lvlText w:val="%4."/>
+      <w:lvlJc w:val="left"/>
+      <w:pPr>
+        <w:ind w:left="3589" w:hanging="360"/>
+      </w:pPr>
+    </w:lvl>
+    <w:lvl w:ilvl="4" w:tplc="240A0019" w:tentative="1">
+      <w:start w:val="1"/>
+      <w:numFmt w:val="lowerLetter"/>
+      <w:lvlText w:val="%5."/>
+      <w:lvlJc w:val="left"/>
+      <w:pPr>
+        <w:ind w:left="4309" w:hanging="360"/>
+      </w:pPr>
+    </w:lvl>
+    <w:lvl w:ilvl="5" w:tplc="240A001B" w:tentative="1">
+      <w:start w:val="1"/>
+      <w:numFmt w:val="lowerRoman"/>
+      <w:lvlText w:val="%6."/>
+      <w:lvlJc w:val="right"/>
+      <w:pPr>
+        <w:ind w:left="5029" w:hanging="180"/>
+      </w:pPr>
+    </w:lvl>
+    <w:lvl w:ilvl="6" w:tplc="240A000F" w:tentative="1">
+      <w:start w:val="1"/>
+      <w:numFmt w:val="decimal"/>
+      <w:lvlText w:val="%7."/>
+      <w:lvlJc w:val="left"/>
+      <w:pPr>
+        <w:ind w:left="5749" w:hanging="360"/>
+      </w:pPr>
+    </w:lvl>
+    <w:lvl w:ilvl="7" w:tplc="240A0019" w:tentative="1">
+      <w:start w:val="1"/>
+      <w:numFmt w:val="lowerLetter"/>
+      <w:lvlText w:val="%8."/>
+      <w:lvlJc w:val="left"/>
+      <w:pPr>
+        <w:ind w:left="6469" w:hanging="360"/>
+      </w:pPr>
+    </w:lvl>
+    <w:lvl w:ilvl="8" w:tplc="240A001B" w:tentative="1">
+      <w:start w:val="1"/>
+      <w:numFmt w:val="lowerRoman"/>
+      <w:lvlText w:val="%9."/>
+      <w:lvlJc w:val="right"/>
+      <w:pPr>
+        <w:ind w:left="7189" w:hanging="180"/>
+      </w:pPr>
+    </w:lvl>
+  </w:abstractNum>
+  <w:abstractNum w:abstractNumId="12" w15:restartNumberingAfterBreak="0">
     <w:nsid w:val="24AB64EC"/>
     <w:multiLevelType w:val="hybridMultilevel"/>
     <w:tmpl w:val="F5683C80"/>
@@ -12981,7 +13508,93 @@
       </w:rPr>
     </w:lvl>
   </w:abstractNum>
-  <w:abstractNum w:abstractNumId="10" w15:restartNumberingAfterBreak="0">
+  <w:abstractNum w:abstractNumId="13" w15:restartNumberingAfterBreak="0">
+    <w:nsid w:val="25560774"/>
+    <w:multiLevelType w:val="hybridMultilevel"/>
+    <w:tmpl w:val="1B644B02"/>
+    <w:lvl w:ilvl="0" w:tplc="240A000F">
+      <w:start w:val="1"/>
+      <w:numFmt w:val="decimal"/>
+      <w:lvlText w:val="%1."/>
+      <w:lvlJc w:val="left"/>
+      <w:pPr>
+        <w:ind w:left="1429" w:hanging="360"/>
+      </w:pPr>
+    </w:lvl>
+    <w:lvl w:ilvl="1" w:tplc="240A0019" w:tentative="1">
+      <w:start w:val="1"/>
+      <w:numFmt w:val="lowerLetter"/>
+      <w:lvlText w:val="%2."/>
+      <w:lvlJc w:val="left"/>
+      <w:pPr>
+        <w:ind w:left="2149" w:hanging="360"/>
+      </w:pPr>
+    </w:lvl>
+    <w:lvl w:ilvl="2" w:tplc="240A001B" w:tentative="1">
+      <w:start w:val="1"/>
+      <w:numFmt w:val="lowerRoman"/>
+      <w:lvlText w:val="%3."/>
+      <w:lvlJc w:val="right"/>
+      <w:pPr>
+        <w:ind w:left="2869" w:hanging="180"/>
+      </w:pPr>
+    </w:lvl>
+    <w:lvl w:ilvl="3" w:tplc="240A000F" w:tentative="1">
+      <w:start w:val="1"/>
+      <w:numFmt w:val="decimal"/>
+      <w:lvlText w:val="%4."/>
+      <w:lvlJc w:val="left"/>
+      <w:pPr>
+        <w:ind w:left="3589" w:hanging="360"/>
+      </w:pPr>
+    </w:lvl>
+    <w:lvl w:ilvl="4" w:tplc="240A0019" w:tentative="1">
+      <w:start w:val="1"/>
+      <w:numFmt w:val="lowerLetter"/>
+      <w:lvlText w:val="%5."/>
+      <w:lvlJc w:val="left"/>
+      <w:pPr>
+        <w:ind w:left="4309" w:hanging="360"/>
+      </w:pPr>
+    </w:lvl>
+    <w:lvl w:ilvl="5" w:tplc="240A001B" w:tentative="1">
+      <w:start w:val="1"/>
+      <w:numFmt w:val="lowerRoman"/>
+      <w:lvlText w:val="%6."/>
+      <w:lvlJc w:val="right"/>
+      <w:pPr>
+        <w:ind w:left="5029" w:hanging="180"/>
+      </w:pPr>
+    </w:lvl>
+    <w:lvl w:ilvl="6" w:tplc="240A000F" w:tentative="1">
+      <w:start w:val="1"/>
+      <w:numFmt w:val="decimal"/>
+      <w:lvlText w:val="%7."/>
+      <w:lvlJc w:val="left"/>
+      <w:pPr>
+        <w:ind w:left="5749" w:hanging="360"/>
+      </w:pPr>
+    </w:lvl>
+    <w:lvl w:ilvl="7" w:tplc="240A0019" w:tentative="1">
+      <w:start w:val="1"/>
+      <w:numFmt w:val="lowerLetter"/>
+      <w:lvlText w:val="%8."/>
+      <w:lvlJc w:val="left"/>
+      <w:pPr>
+        <w:ind w:left="6469" w:hanging="360"/>
+      </w:pPr>
+    </w:lvl>
+    <w:lvl w:ilvl="8" w:tplc="240A001B" w:tentative="1">
+      <w:start w:val="1"/>
+      <w:numFmt w:val="lowerRoman"/>
+      <w:lvlText w:val="%9."/>
+      <w:lvlJc w:val="right"/>
+      <w:pPr>
+        <w:ind w:left="7189" w:hanging="180"/>
+      </w:pPr>
+    </w:lvl>
+  </w:abstractNum>
+  <w:abstractNum w:abstractNumId="14" w15:restartNumberingAfterBreak="0">
     <w:nsid w:val="2AE41CD4"/>
     <w:multiLevelType w:val="hybridMultilevel"/>
     <w:tmpl w:val="5AD89AE4"/>
@@ -13094,7 +13707,7 @@
       </w:rPr>
     </w:lvl>
   </w:abstractNum>
-  <w:abstractNum w:abstractNumId="11" w15:restartNumberingAfterBreak="0">
+  <w:abstractNum w:abstractNumId="15" w15:restartNumberingAfterBreak="0">
     <w:nsid w:val="32BD38A8"/>
     <w:multiLevelType w:val="hybridMultilevel"/>
     <w:tmpl w:val="5CC42A2E"/>
@@ -13180,7 +13793,7 @@
       </w:pPr>
     </w:lvl>
   </w:abstractNum>
-  <w:abstractNum w:abstractNumId="12" w15:restartNumberingAfterBreak="0">
+  <w:abstractNum w:abstractNumId="16" w15:restartNumberingAfterBreak="0">
     <w:nsid w:val="35117DBF"/>
     <w:multiLevelType w:val="hybridMultilevel"/>
     <w:tmpl w:val="8A041B54"/>
@@ -13293,7 +13906,7 @@
       </w:rPr>
     </w:lvl>
   </w:abstractNum>
-  <w:abstractNum w:abstractNumId="13" w15:restartNumberingAfterBreak="0">
+  <w:abstractNum w:abstractNumId="17" w15:restartNumberingAfterBreak="0">
     <w:nsid w:val="368E176E"/>
     <w:multiLevelType w:val="hybridMultilevel"/>
     <w:tmpl w:val="1132056C"/>
@@ -13387,7 +14000,7 @@
       </w:pPr>
     </w:lvl>
   </w:abstractNum>
-  <w:abstractNum w:abstractNumId="14" w15:restartNumberingAfterBreak="0">
+  <w:abstractNum w:abstractNumId="18" w15:restartNumberingAfterBreak="0">
     <w:nsid w:val="37C66168"/>
     <w:multiLevelType w:val="hybridMultilevel"/>
     <w:tmpl w:val="3BCC4F9A"/>
@@ -13500,7 +14113,7 @@
       </w:rPr>
     </w:lvl>
   </w:abstractNum>
-  <w:abstractNum w:abstractNumId="15" w15:restartNumberingAfterBreak="0">
+  <w:abstractNum w:abstractNumId="19" w15:restartNumberingAfterBreak="0">
     <w:nsid w:val="3D1A3BDC"/>
     <w:multiLevelType w:val="hybridMultilevel"/>
     <w:tmpl w:val="FCB2F45E"/>
@@ -13613,7 +14226,7 @@
       </w:rPr>
     </w:lvl>
   </w:abstractNum>
-  <w:abstractNum w:abstractNumId="16" w15:restartNumberingAfterBreak="0">
+  <w:abstractNum w:abstractNumId="20" w15:restartNumberingAfterBreak="0">
     <w:nsid w:val="472E7AA9"/>
     <w:multiLevelType w:val="hybridMultilevel"/>
     <w:tmpl w:val="E0D27BBA"/>
@@ -13726,7 +14339,7 @@
       </w:rPr>
     </w:lvl>
   </w:abstractNum>
-  <w:abstractNum w:abstractNumId="17" w15:restartNumberingAfterBreak="0">
+  <w:abstractNum w:abstractNumId="21" w15:restartNumberingAfterBreak="0">
     <w:nsid w:val="4C37268A"/>
     <w:multiLevelType w:val="hybridMultilevel"/>
     <w:tmpl w:val="599C2EEE"/>
@@ -13839,7 +14452,7 @@
       </w:rPr>
     </w:lvl>
   </w:abstractNum>
-  <w:abstractNum w:abstractNumId="18" w15:restartNumberingAfterBreak="0">
+  <w:abstractNum w:abstractNumId="22" w15:restartNumberingAfterBreak="0">
     <w:nsid w:val="4EBE1EF6"/>
     <w:multiLevelType w:val="hybridMultilevel"/>
     <w:tmpl w:val="F6A60586"/>
@@ -13932,7 +14545,7 @@
       </w:pPr>
     </w:lvl>
   </w:abstractNum>
-  <w:abstractNum w:abstractNumId="19" w15:restartNumberingAfterBreak="0">
+  <w:abstractNum w:abstractNumId="23" w15:restartNumberingAfterBreak="0">
     <w:nsid w:val="553D5B20"/>
     <w:multiLevelType w:val="hybridMultilevel"/>
     <w:tmpl w:val="5B646840"/>
@@ -14045,7 +14658,120 @@
       </w:rPr>
     </w:lvl>
   </w:abstractNum>
-  <w:abstractNum w:abstractNumId="20" w15:restartNumberingAfterBreak="0">
+  <w:abstractNum w:abstractNumId="24" w15:restartNumberingAfterBreak="0">
+    <w:nsid w:val="578854F1"/>
+    <w:multiLevelType w:val="hybridMultilevel"/>
+    <w:tmpl w:val="F2821584"/>
+    <w:lvl w:ilvl="0" w:tplc="240A0001">
+      <w:start w:val="1"/>
+      <w:numFmt w:val="bullet"/>
+      <w:lvlText w:val=""/>
+      <w:lvlJc w:val="left"/>
+      <w:pPr>
+        <w:ind w:left="1776" w:hanging="360"/>
+      </w:pPr>
+      <w:rPr>
+        <w:rFonts w:ascii="Symbol" w:hAnsi="Symbol" w:hint="default"/>
+      </w:rPr>
+    </w:lvl>
+    <w:lvl w:ilvl="1" w:tplc="240A0003" w:tentative="1">
+      <w:start w:val="1"/>
+      <w:numFmt w:val="bullet"/>
+      <w:lvlText w:val="o"/>
+      <w:lvlJc w:val="left"/>
+      <w:pPr>
+        <w:ind w:left="2496" w:hanging="360"/>
+      </w:pPr>
+      <w:rPr>
+        <w:rFonts w:ascii="Courier New" w:hAnsi="Courier New" w:cs="Courier New" w:hint="default"/>
+      </w:rPr>
+    </w:lvl>
+    <w:lvl w:ilvl="2" w:tplc="240A0005" w:tentative="1">
+      <w:start w:val="1"/>
+      <w:numFmt w:val="bullet"/>
+      <w:lvlText w:val=""/>
+      <w:lvlJc w:val="left"/>
+      <w:pPr>
+        <w:ind w:left="3216" w:hanging="360"/>
+      </w:pPr>
+      <w:rPr>
+        <w:rFonts w:ascii="Wingdings" w:hAnsi="Wingdings" w:hint="default"/>
+      </w:rPr>
+    </w:lvl>
+    <w:lvl w:ilvl="3" w:tplc="240A0001" w:tentative="1">
+      <w:start w:val="1"/>
+      <w:numFmt w:val="bullet"/>
+      <w:lvlText w:val=""/>
+      <w:lvlJc w:val="left"/>
+      <w:pPr>
+        <w:ind w:left="3936" w:hanging="360"/>
+      </w:pPr>
+      <w:rPr>
+        <w:rFonts w:ascii="Symbol" w:hAnsi="Symbol" w:hint="default"/>
+      </w:rPr>
+    </w:lvl>
+    <w:lvl w:ilvl="4" w:tplc="240A0003" w:tentative="1">
+      <w:start w:val="1"/>
+      <w:numFmt w:val="bullet"/>
+      <w:lvlText w:val="o"/>
+      <w:lvlJc w:val="left"/>
+      <w:pPr>
+        <w:ind w:left="4656" w:hanging="360"/>
+      </w:pPr>
+      <w:rPr>
+        <w:rFonts w:ascii="Courier New" w:hAnsi="Courier New" w:cs="Courier New" w:hint="default"/>
+      </w:rPr>
+    </w:lvl>
+    <w:lvl w:ilvl="5" w:tplc="240A0005" w:tentative="1">
+      <w:start w:val="1"/>
+      <w:numFmt w:val="bullet"/>
+      <w:lvlText w:val=""/>
+      <w:lvlJc w:val="left"/>
+      <w:pPr>
+        <w:ind w:left="5376" w:hanging="360"/>
+      </w:pPr>
+      <w:rPr>
+        <w:rFonts w:ascii="Wingdings" w:hAnsi="Wingdings" w:hint="default"/>
+      </w:rPr>
+    </w:lvl>
+    <w:lvl w:ilvl="6" w:tplc="240A0001" w:tentative="1">
+      <w:start w:val="1"/>
+      <w:numFmt w:val="bullet"/>
+      <w:lvlText w:val=""/>
+      <w:lvlJc w:val="left"/>
+      <w:pPr>
+        <w:ind w:left="6096" w:hanging="360"/>
+      </w:pPr>
+      <w:rPr>
+        <w:rFonts w:ascii="Symbol" w:hAnsi="Symbol" w:hint="default"/>
+      </w:rPr>
+    </w:lvl>
+    <w:lvl w:ilvl="7" w:tplc="240A0003" w:tentative="1">
+      <w:start w:val="1"/>
+      <w:numFmt w:val="bullet"/>
+      <w:lvlText w:val="o"/>
+      <w:lvlJc w:val="left"/>
+      <w:pPr>
+        <w:ind w:left="6816" w:hanging="360"/>
+      </w:pPr>
+      <w:rPr>
+        <w:rFonts w:ascii="Courier New" w:hAnsi="Courier New" w:cs="Courier New" w:hint="default"/>
+      </w:rPr>
+    </w:lvl>
+    <w:lvl w:ilvl="8" w:tplc="240A0005" w:tentative="1">
+      <w:start w:val="1"/>
+      <w:numFmt w:val="bullet"/>
+      <w:lvlText w:val=""/>
+      <w:lvlJc w:val="left"/>
+      <w:pPr>
+        <w:ind w:left="7536" w:hanging="360"/>
+      </w:pPr>
+      <w:rPr>
+        <w:rFonts w:ascii="Wingdings" w:hAnsi="Wingdings" w:hint="default"/>
+      </w:rPr>
+    </w:lvl>
+  </w:abstractNum>
+  <w:abstractNum w:abstractNumId="25" w15:restartNumberingAfterBreak="0">
     <w:nsid w:val="61925B1D"/>
     <w:multiLevelType w:val="hybridMultilevel"/>
     <w:tmpl w:val="78DE7140"/>
@@ -14158,7 +14884,7 @@
       </w:rPr>
     </w:lvl>
   </w:abstractNum>
-  <w:abstractNum w:abstractNumId="21" w15:restartNumberingAfterBreak="0">
+  <w:abstractNum w:abstractNumId="26" w15:restartNumberingAfterBreak="0">
     <w:nsid w:val="657B7F6C"/>
     <w:multiLevelType w:val="hybridMultilevel"/>
     <w:tmpl w:val="31E6C1D4"/>
@@ -14244,7 +14970,7 @@
       </w:pPr>
     </w:lvl>
   </w:abstractNum>
-  <w:abstractNum w:abstractNumId="22" w15:restartNumberingAfterBreak="0">
+  <w:abstractNum w:abstractNumId="27" w15:restartNumberingAfterBreak="0">
     <w:nsid w:val="69C16E6C"/>
     <w:multiLevelType w:val="hybridMultilevel"/>
     <w:tmpl w:val="FDF2F95C"/>
@@ -14357,7 +15083,7 @@
       </w:rPr>
     </w:lvl>
   </w:abstractNum>
-  <w:abstractNum w:abstractNumId="23" w15:restartNumberingAfterBreak="0">
+  <w:abstractNum w:abstractNumId="28" w15:restartNumberingAfterBreak="0">
     <w:nsid w:val="6C875843"/>
     <w:multiLevelType w:val="hybridMultilevel"/>
     <w:tmpl w:val="B1906516"/>
@@ -14470,7 +15196,7 @@
       </w:rPr>
     </w:lvl>
   </w:abstractNum>
-  <w:abstractNum w:abstractNumId="24" w15:restartNumberingAfterBreak="0">
+  <w:abstractNum w:abstractNumId="29" w15:restartNumberingAfterBreak="0">
     <w:nsid w:val="6E521AD4"/>
     <w:multiLevelType w:val="hybridMultilevel"/>
     <w:tmpl w:val="969C6B2C"/>
@@ -14486,7 +15212,7 @@
         <w:rFonts w:ascii="Symbol" w:hAnsi="Symbol" w:hint="default"/>
       </w:rPr>
     </w:lvl>
-    <w:lvl w:ilvl="1" w:tplc="240A0003" w:tentative="1">
+    <w:lvl w:ilvl="1" w:tplc="240A0003">
       <w:start w:val="1"/>
       <w:numFmt w:val="bullet"/>
       <w:lvlText w:val="o"/>
@@ -14583,11 +15309,97 @@
       </w:rPr>
     </w:lvl>
   </w:abstractNum>
-  <w:abstractNum w:abstractNumId="25" w15:restartNumberingAfterBreak="0">
+  <w:abstractNum w:abstractNumId="30" w15:restartNumberingAfterBreak="0">
+    <w:nsid w:val="6F8517C7"/>
+    <w:multiLevelType w:val="hybridMultilevel"/>
+    <w:tmpl w:val="B764269E"/>
+    <w:lvl w:ilvl="0" w:tplc="240A0017">
+      <w:start w:val="1"/>
+      <w:numFmt w:val="lowerLetter"/>
+      <w:lvlText w:val="%1)"/>
+      <w:lvlJc w:val="left"/>
+      <w:pPr>
+        <w:ind w:left="1429" w:hanging="360"/>
+      </w:pPr>
+    </w:lvl>
+    <w:lvl w:ilvl="1" w:tplc="240A0019" w:tentative="1">
+      <w:start w:val="1"/>
+      <w:numFmt w:val="lowerLetter"/>
+      <w:lvlText w:val="%2."/>
+      <w:lvlJc w:val="left"/>
+      <w:pPr>
+        <w:ind w:left="2149" w:hanging="360"/>
+      </w:pPr>
+    </w:lvl>
+    <w:lvl w:ilvl="2" w:tplc="240A001B" w:tentative="1">
+      <w:start w:val="1"/>
+      <w:numFmt w:val="lowerRoman"/>
+      <w:lvlText w:val="%3."/>
+      <w:lvlJc w:val="right"/>
+      <w:pPr>
+        <w:ind w:left="2869" w:hanging="180"/>
+      </w:pPr>
+    </w:lvl>
+    <w:lvl w:ilvl="3" w:tplc="240A000F" w:tentative="1">
+      <w:start w:val="1"/>
+      <w:numFmt w:val="decimal"/>
+      <w:lvlText w:val="%4."/>
+      <w:lvlJc w:val="left"/>
+      <w:pPr>
+        <w:ind w:left="3589" w:hanging="360"/>
+      </w:pPr>
+    </w:lvl>
+    <w:lvl w:ilvl="4" w:tplc="240A0019" w:tentative="1">
+      <w:start w:val="1"/>
+      <w:numFmt w:val="lowerLetter"/>
+      <w:lvlText w:val="%5."/>
+      <w:lvlJc w:val="left"/>
+      <w:pPr>
+        <w:ind w:left="4309" w:hanging="360"/>
+      </w:pPr>
+    </w:lvl>
+    <w:lvl w:ilvl="5" w:tplc="240A001B" w:tentative="1">
+      <w:start w:val="1"/>
+      <w:numFmt w:val="lowerRoman"/>
+      <w:lvlText w:val="%6."/>
+      <w:lvlJc w:val="right"/>
+      <w:pPr>
+        <w:ind w:left="5029" w:hanging="180"/>
+      </w:pPr>
+    </w:lvl>
+    <w:lvl w:ilvl="6" w:tplc="240A000F" w:tentative="1">
+      <w:start w:val="1"/>
+      <w:numFmt w:val="decimal"/>
+      <w:lvlText w:val="%7."/>
+      <w:lvlJc w:val="left"/>
+      <w:pPr>
+        <w:ind w:left="5749" w:hanging="360"/>
+      </w:pPr>
+    </w:lvl>
+    <w:lvl w:ilvl="7" w:tplc="240A0019" w:tentative="1">
+      <w:start w:val="1"/>
+      <w:numFmt w:val="lowerLetter"/>
+      <w:lvlText w:val="%8."/>
+      <w:lvlJc w:val="left"/>
+      <w:pPr>
+        <w:ind w:left="6469" w:hanging="360"/>
+      </w:pPr>
+    </w:lvl>
+    <w:lvl w:ilvl="8" w:tplc="240A001B" w:tentative="1">
+      <w:start w:val="1"/>
+      <w:numFmt w:val="lowerRoman"/>
+      <w:lvlText w:val="%9."/>
+      <w:lvlJc w:val="right"/>
+      <w:pPr>
+        <w:ind w:left="7189" w:hanging="180"/>
+      </w:pPr>
+    </w:lvl>
+  </w:abstractNum>
+  <w:abstractNum w:abstractNumId="31" w15:restartNumberingAfterBreak="0">
     <w:nsid w:val="743558E5"/>
     <w:multiLevelType w:val="hybridMultilevel"/>
-    <w:tmpl w:val="8DA0A2FA"/>
-    <w:lvl w:ilvl="0" w:tplc="DF9851B2">
+    <w:tmpl w:val="8F6E0B44"/>
+    <w:lvl w:ilvl="0" w:tplc="A6C41788">
       <w:start w:val="1"/>
       <w:numFmt w:val="decimal"/>
       <w:pStyle w:val="Figura"/>
@@ -14675,7 +15487,7 @@
       </w:pPr>
     </w:lvl>
   </w:abstractNum>
-  <w:abstractNum w:abstractNumId="26" w15:restartNumberingAfterBreak="0">
+  <w:abstractNum w:abstractNumId="32" w15:restartNumberingAfterBreak="0">
     <w:nsid w:val="74F70A11"/>
     <w:multiLevelType w:val="hybridMultilevel"/>
     <w:tmpl w:val="0FA0F44C"/>
@@ -14691,7 +15503,7 @@
         <w:rFonts w:ascii="Symbol" w:hAnsi="Symbol" w:hint="default"/>
       </w:rPr>
     </w:lvl>
-    <w:lvl w:ilvl="1" w:tplc="240A0003" w:tentative="1">
+    <w:lvl w:ilvl="1" w:tplc="240A0003">
       <w:start w:val="1"/>
       <w:numFmt w:val="bullet"/>
       <w:lvlText w:val="o"/>
@@ -14788,7 +15600,7 @@
       </w:rPr>
     </w:lvl>
   </w:abstractNum>
-  <w:abstractNum w:abstractNumId="27" w15:restartNumberingAfterBreak="0">
+  <w:abstractNum w:abstractNumId="33" w15:restartNumberingAfterBreak="0">
     <w:nsid w:val="76AC6FDC"/>
     <w:multiLevelType w:val="hybridMultilevel"/>
     <w:tmpl w:val="1E1EEA3E"/>
@@ -14874,7 +15686,7 @@
       </w:pPr>
     </w:lvl>
   </w:abstractNum>
-  <w:abstractNum w:abstractNumId="28" w15:restartNumberingAfterBreak="0">
+  <w:abstractNum w:abstractNumId="34" w15:restartNumberingAfterBreak="0">
     <w:nsid w:val="77FF3BF9"/>
     <w:multiLevelType w:val="hybridMultilevel"/>
     <w:tmpl w:val="FEF832F0"/>
@@ -14961,7 +15773,7 @@
       </w:pPr>
     </w:lvl>
   </w:abstractNum>
-  <w:abstractNum w:abstractNumId="29" w15:restartNumberingAfterBreak="0">
+  <w:abstractNum w:abstractNumId="35" w15:restartNumberingAfterBreak="0">
     <w:nsid w:val="78C330D5"/>
     <w:multiLevelType w:val="hybridMultilevel"/>
     <w:tmpl w:val="1A22DD72"/>
@@ -15074,7 +15886,7 @@
       </w:rPr>
     </w:lvl>
   </w:abstractNum>
-  <w:abstractNum w:abstractNumId="30" w15:restartNumberingAfterBreak="0">
+  <w:abstractNum w:abstractNumId="36" w15:restartNumberingAfterBreak="0">
     <w:nsid w:val="7C161D1C"/>
     <w:multiLevelType w:val="multilevel"/>
     <w:tmpl w:val="E012A62A"/>
@@ -15161,7 +15973,7 @@
       </w:pPr>
     </w:lvl>
   </w:abstractNum>
-  <w:abstractNum w:abstractNumId="31" w15:restartNumberingAfterBreak="0">
+  <w:abstractNum w:abstractNumId="37" w15:restartNumberingAfterBreak="0">
     <w:nsid w:val="7DD35CEE"/>
     <w:multiLevelType w:val="hybridMultilevel"/>
     <w:tmpl w:val="3A4A864C"/>
@@ -15248,100 +16060,118 @@
     </w:lvl>
   </w:abstractNum>
   <w:num w:numId="1">
-    <w:abstractNumId w:val="30"/>
+    <w:abstractNumId w:val="36"/>
   </w:num>
   <w:num w:numId="2">
     <w:abstractNumId w:val="0"/>
   </w:num>
   <w:num w:numId="3">
-    <w:abstractNumId w:val="18"/>
+    <w:abstractNumId w:val="22"/>
   </w:num>
   <w:num w:numId="4">
-    <w:abstractNumId w:val="13"/>
+    <w:abstractNumId w:val="17"/>
   </w:num>
   <w:num w:numId="5">
+    <w:abstractNumId w:val="34"/>
+  </w:num>
+  <w:num w:numId="6">
+    <w:abstractNumId w:val="31"/>
+  </w:num>
+  <w:num w:numId="7">
+    <w:abstractNumId w:val="35"/>
+  </w:num>
+  <w:num w:numId="8">
+    <w:abstractNumId w:val="7"/>
+  </w:num>
+  <w:num w:numId="9">
+    <w:abstractNumId w:val="9"/>
+  </w:num>
+  <w:num w:numId="10">
+    <w:abstractNumId w:val="19"/>
+  </w:num>
+  <w:num w:numId="11">
     <w:abstractNumId w:val="28"/>
   </w:num>
-  <w:num w:numId="6">
-    <w:abstractNumId w:val="25"/>
-  </w:num>
-  <w:num w:numId="7">
-    <w:abstractNumId w:val="29"/>
-  </w:num>
-  <w:num w:numId="8">
-    <w:abstractNumId w:val="6"/>
-  </w:num>
-  <w:num w:numId="9">
-    <w:abstractNumId w:val="8"/>
-  </w:num>
-  <w:num w:numId="10">
-    <w:abstractNumId w:val="15"/>
-  </w:num>
-  <w:num w:numId="11">
+  <w:num w:numId="12">
     <w:abstractNumId w:val="23"/>
   </w:num>
-  <w:num w:numId="12">
-    <w:abstractNumId w:val="19"/>
-  </w:num>
   <w:num w:numId="13">
-    <w:abstractNumId w:val="12"/>
+    <w:abstractNumId w:val="16"/>
   </w:num>
   <w:num w:numId="14">
-    <w:abstractNumId w:val="9"/>
+    <w:abstractNumId w:val="12"/>
   </w:num>
   <w:num w:numId="15">
     <w:abstractNumId w:val="1"/>
   </w:num>
   <w:num w:numId="16">
-    <w:abstractNumId w:val="24"/>
+    <w:abstractNumId w:val="29"/>
   </w:num>
   <w:num w:numId="17">
-    <w:abstractNumId w:val="4"/>
+    <w:abstractNumId w:val="5"/>
   </w:num>
   <w:num w:numId="18">
-    <w:abstractNumId w:val="27"/>
+    <w:abstractNumId w:val="33"/>
   </w:num>
   <w:num w:numId="19">
-    <w:abstractNumId w:val="7"/>
+    <w:abstractNumId w:val="8"/>
   </w:num>
   <w:num w:numId="20">
-    <w:abstractNumId w:val="5"/>
+    <w:abstractNumId w:val="6"/>
   </w:num>
   <w:num w:numId="21">
-    <w:abstractNumId w:val="31"/>
+    <w:abstractNumId w:val="37"/>
   </w:num>
   <w:num w:numId="22">
-    <w:abstractNumId w:val="10"/>
+    <w:abstractNumId w:val="14"/>
   </w:num>
   <w:num w:numId="23">
-    <w:abstractNumId w:val="17"/>
+    <w:abstractNumId w:val="21"/>
   </w:num>
   <w:num w:numId="24">
-    <w:abstractNumId w:val="22"/>
+    <w:abstractNumId w:val="27"/>
   </w:num>
   <w:num w:numId="25">
     <w:abstractNumId w:val="2"/>
   </w:num>
   <w:num w:numId="26">
-    <w:abstractNumId w:val="21"/>
+    <w:abstractNumId w:val="26"/>
   </w:num>
   <w:num w:numId="27">
-    <w:abstractNumId w:val="16"/>
+    <w:abstractNumId w:val="20"/>
   </w:num>
   <w:num w:numId="28">
-    <w:abstractNumId w:val="14"/>
+    <w:abstractNumId w:val="18"/>
   </w:num>
   <w:num w:numId="29">
-    <w:abstractNumId w:val="26"/>
+    <w:abstractNumId w:val="32"/>
   </w:num>
   <w:num w:numId="30">
-    <w:abstractNumId w:val="11"/>
+    <w:abstractNumId w:val="15"/>
   </w:num>
   <w:num w:numId="31">
-    <w:abstractNumId w:val="20"/>
+    <w:abstractNumId w:val="25"/>
   </w:num>
   <w:num w:numId="32">
     <w:abstractNumId w:val="3"/>
+  </w:num>
+  <w:num w:numId="33">
+    <w:abstractNumId w:val="13"/>
+  </w:num>
+  <w:num w:numId="34">
+    <w:abstractNumId w:val="11"/>
+  </w:num>
+  <w:num w:numId="35">
+    <w:abstractNumId w:val="10"/>
+  </w:num>
+  <w:num w:numId="36">
+    <w:abstractNumId w:val="4"/>
+  </w:num>
+  <w:num w:numId="37">
+    <w:abstractNumId w:val="24"/>
+  </w:num>
+  <w:num w:numId="38">
+    <w:abstractNumId w:val="30"/>
   </w:num>
   <w:numIdMacAtCleanup w:val="32"/>
 </w:numbering>
@@ -15955,6 +16785,7 @@
   <w:style w:type="character" w:default="1" w:styleId="Fuentedeprrafopredeter">
     <w:name w:val="Default Paragraph Font"/>
     <w:uiPriority w:val="1"/>
+    <w:semiHidden/>
     <w:unhideWhenUsed/>
   </w:style>
   <w:style w:type="table" w:default="1" w:styleId="Tablanormal">
@@ -16085,7 +16916,7 @@
     <w:link w:val="FiguraCar"/>
     <w:autoRedefine/>
     <w:qFormat/>
-    <w:rsid w:val="003D4C02"/>
+    <w:rsid w:val="00742735"/>
     <w:pPr>
       <w:numPr>
         <w:numId w:val="6"/>
@@ -16093,7 +16924,6 @@
       <w:tabs>
         <w:tab w:val="left" w:pos="1134"/>
       </w:tabs>
-      <w:jc w:val="center"/>
     </w:pPr>
     <w:rPr>
       <w:rFonts w:cs="Times New Roman (Cuerpo en alfa"/>
@@ -16108,7 +16938,7 @@
     <w:name w:val="Figura Car"/>
     <w:basedOn w:val="Fuentedeprrafopredeter"/>
     <w:link w:val="Figura"/>
-    <w:rsid w:val="003D4C02"/>
+    <w:rsid w:val="00742735"/>
     <w:rPr>
       <w:rFonts w:cs="Times New Roman (Cuerpo en alfa"/>
       <w:b/>
@@ -17381,7 +18211,7 @@
 </file>
 
 <file path=customXml/itemProps1.xml><?xml version="1.0" encoding="utf-8"?>
-<ds:datastoreItem xmlns:ds="http://schemas.openxmlformats.org/officeDocument/2006/customXml" ds:itemID="{5890B41F-6F56-4DAB-87D1-880B11DC2842}">
+<ds:datastoreItem xmlns:ds="http://schemas.openxmlformats.org/officeDocument/2006/customXml" ds:itemID="{6C277472-B21D-4B26-BEFA-71469E7CC68F}">
   <ds:schemaRefs>
     <ds:schemaRef ds:uri="http://schemas.openxmlformats.org/officeDocument/2006/bibliography"/>
   </ds:schemaRefs>
@@ -17389,13 +18219,13 @@
 </file>
 
 <file path=customXml/itemProps2.xml><?xml version="1.0" encoding="utf-8"?>
-<ds:datastoreItem xmlns:ds="http://schemas.openxmlformats.org/officeDocument/2006/customXml" ds:itemID="{C3A0EF4C-11C4-4BF8-965C-1A0AE4265338}"/>
+<ds:datastoreItem xmlns:ds="http://schemas.openxmlformats.org/officeDocument/2006/customXml" ds:itemID="{421E32F5-153F-40B8-BF03-0ADF811017E2}"/>
 </file>
 
 <file path=customXml/itemProps3.xml><?xml version="1.0" encoding="utf-8"?>
-<ds:datastoreItem xmlns:ds="http://schemas.openxmlformats.org/officeDocument/2006/customXml" ds:itemID="{1F93264D-ED8A-4B2C-92AF-7B98647B03C9}"/>
+<ds:datastoreItem xmlns:ds="http://schemas.openxmlformats.org/officeDocument/2006/customXml" ds:itemID="{7DD91722-8E39-4C86-BB41-8421075D0D07}"/>
 </file>
 
 <file path=customXml/itemProps4.xml><?xml version="1.0" encoding="utf-8"?>
-<ds:datastoreItem xmlns:ds="http://schemas.openxmlformats.org/officeDocument/2006/customXml" ds:itemID="{2D9D062D-0D11-4ECC-9C9D-0CB62298AA95}"/>
+<ds:datastoreItem xmlns:ds="http://schemas.openxmlformats.org/officeDocument/2006/customXml" ds:itemID="{7087A66F-24F4-4D03-9212-85A0C4B770CA}"/>
 </file>
--- a/fuentes/CFA3_228146_DU.docx
+++ b/fuentes/CFA3_228146_DU.docx
@@ -213,7 +213,7 @@
               </wp:anchor>
             </w:drawing>
           </mc:Choice>
-          <mc:Fallback xmlns:w16sdtdh="http://schemas.microsoft.com/office/word/2020/wordml/sdtdatahash" xmlns:w16="http://schemas.microsoft.com/office/word/2018/wordml" xmlns:w16cex="http://schemas.microsoft.com/office/word/2018/wordml/cex">
+          <mc:Fallback xmlns:w16cex="http://schemas.microsoft.com/office/word/2018/wordml/cex" xmlns:w16="http://schemas.microsoft.com/office/word/2018/wordml" xmlns:w16sdtdh="http://schemas.microsoft.com/office/word/2020/wordml/sdtdatahash">
             <w:pict>
               <v:rect w14:anchorId="5C6229C9" id="Rectángulo 4" o:spid="_x0000_s1026" style="position:absolute;margin-left:-55.7pt;margin-top:29pt;width:613.85pt;height:204pt;z-index:-251659776;visibility:visible;mso-wrap-style:square;mso-width-percent:0;mso-height-percent:0;mso-wrap-distance-left:9pt;mso-wrap-distance-top:0;mso-wrap-distance-right:9pt;mso-wrap-distance-bottom:0;mso-position-horizontal:absolute;mso-position-horizontal-relative:text;mso-position-vertical:absolute;mso-position-vertical-relative:text;mso-width-percent:0;mso-height-percent:0;mso-width-relative:page;mso-height-relative:margin;v-text-anchor:middle" o:gfxdata="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" fillcolor="#00314d" stroked="f" strokeweight="1pt"/>
             </w:pict>
@@ -1658,7 +1658,7 @@
             <w:noProof/>
             <w:webHidden/>
           </w:rPr>
-          <w:t>25</w:t>
+          <w:t>26</w:t>
         </w:r>
         <w:r>
           <w:rPr>
@@ -1748,7 +1748,7 @@
             <w:noProof/>
             <w:webHidden/>
           </w:rPr>
-          <w:t>26</w:t>
+          <w:t>27</w:t>
         </w:r>
         <w:r>
           <w:rPr>
@@ -1838,7 +1838,7 @@
             <w:noProof/>
             <w:webHidden/>
           </w:rPr>
-          <w:t>28</w:t>
+          <w:t>29</w:t>
         </w:r>
         <w:r>
           <w:rPr>
@@ -1928,7 +1928,7 @@
             <w:noProof/>
             <w:webHidden/>
           </w:rPr>
-          <w:t>30</w:t>
+          <w:t>31</w:t>
         </w:r>
         <w:r>
           <w:rPr>
@@ -2018,7 +2018,7 @@
             <w:noProof/>
             <w:webHidden/>
           </w:rPr>
-          <w:t>34</w:t>
+          <w:t>35</w:t>
         </w:r>
         <w:r>
           <w:rPr>
@@ -2108,7 +2108,7 @@
             <w:noProof/>
             <w:webHidden/>
           </w:rPr>
-          <w:t>36</w:t>
+          <w:t>37</w:t>
         </w:r>
         <w:r>
           <w:rPr>
@@ -2198,7 +2198,7 @@
             <w:noProof/>
             <w:webHidden/>
           </w:rPr>
-          <w:t>37</w:t>
+          <w:t>38</w:t>
         </w:r>
         <w:r>
           <w:rPr>
@@ -2288,7 +2288,7 @@
             <w:noProof/>
             <w:webHidden/>
           </w:rPr>
-          <w:t>38</w:t>
+          <w:t>39</w:t>
         </w:r>
         <w:r>
           <w:rPr>
@@ -2378,7 +2378,7 @@
             <w:noProof/>
             <w:webHidden/>
           </w:rPr>
-          <w:t>40</w:t>
+          <w:t>41</w:t>
         </w:r>
         <w:r>
           <w:rPr>
@@ -2468,7 +2468,7 @@
             <w:noProof/>
             <w:webHidden/>
           </w:rPr>
-          <w:t>41</w:t>
+          <w:t>42</w:t>
         </w:r>
         <w:r>
           <w:rPr>
@@ -4174,13 +4174,10 @@
         <w:rPr>
           <w:b/>
         </w:rPr>
-        <w:t>Algoritmos Secuenciales</w:t>
-      </w:r>
-      <w:r>
-        <w:t>: e</w:t>
-      </w:r>
-      <w:r>
-        <w:t>jecutan instrucciones en un orden lineal, sin interrupciones ni evaluaciones de condiciones.</w:t>
+        <w:t>Algoritmos secuenciales</w:t>
+      </w:r>
+      <w:r>
+        <w:t>: ejecutan instrucciones en un orden lineal, sin interrupciones ni evaluaciones de condiciones.</w:t>
       </w:r>
     </w:p>
     <w:p>
@@ -4195,13 +4192,10 @@
         <w:rPr>
           <w:b/>
         </w:rPr>
-        <w:t>Algoritmos Condicionales</w:t>
-      </w:r>
-      <w:r>
-        <w:t>: i</w:t>
-      </w:r>
-      <w:r>
-        <w:t>ncorporan decisiones que permiten seleccionar diferentes caminos según se cumplan o no ciertas condiciones.</w:t>
+        <w:t>Algoritmos condicionales</w:t>
+      </w:r>
+      <w:r>
+        <w:t>: incorporan decisiones que permiten seleccionar diferentes caminos según se cumplan o no ciertas condiciones.</w:t>
       </w:r>
     </w:p>
     <w:p>
@@ -4216,13 +4210,10 @@
         <w:rPr>
           <w:b/>
         </w:rPr>
-        <w:t>Algoritmos Iterativos</w:t>
-      </w:r>
-      <w:r>
-        <w:t>: e</w:t>
-      </w:r>
-      <w:r>
-        <w:t>jecutan un conjunto de instrucciones varias veces mediante estructuras de repetición.</w:t>
+        <w:t>Algoritmos iterativos o repetitivos</w:t>
+      </w:r>
+      <w:r>
+        <w:t>: ejecutan un conjunto de instrucciones varias veces mediante estructuras de repetición.</w:t>
       </w:r>
     </w:p>
     <w:p>
@@ -4237,13 +4228,10 @@
         <w:rPr>
           <w:b/>
         </w:rPr>
-        <w:t>Algoritmos Recursivos</w:t>
-      </w:r>
-      <w:r>
-        <w:t>: s</w:t>
-      </w:r>
-      <w:r>
-        <w:t>e definen a sí mismos para resolver problemas dividiéndolos en subproblemas más pequeños.</w:t>
+        <w:t>Algoritmos recursivos</w:t>
+      </w:r>
+      <w:r>
+        <w:t>: se definen a sí mismos para resolver problemas dividiéndolos en subproblemas más pequeños.</w:t>
       </w:r>
     </w:p>
     <w:p>
@@ -4258,13 +4246,10 @@
         <w:rPr>
           <w:b/>
         </w:rPr>
-        <w:t>Algoritmos Cualitativos</w:t>
-      </w:r>
-      <w:r>
-        <w:t>: d</w:t>
-      </w:r>
-      <w:r>
-        <w:t>escriben procesos sin necesidad de cálculos numéricos, centrados en acciones o pasos descriptivos.</w:t>
+        <w:t>Algoritmos cualitativos</w:t>
+      </w:r>
+      <w:r>
+        <w:t>: describen procesos sin necesidad de cálculos numéricos, centrados en acciones o pasos descriptivos.</w:t>
       </w:r>
     </w:p>
     <w:p>
@@ -4279,13 +4264,10 @@
         <w:rPr>
           <w:b/>
         </w:rPr>
-        <w:t>Algoritmos Cuantitativos</w:t>
-      </w:r>
-      <w:r>
-        <w:t>: i</w:t>
-      </w:r>
-      <w:r>
-        <w:t>mplican operaciones matemáticas y cálculos para obtener resultados numéricos.</w:t>
+        <w:t>Algoritmos cuantitativos</w:t>
+      </w:r>
+      <w:r>
+        <w:t>: implican operaciones matemáticas y cálculos para obtener resultados numéricos.</w:t>
       </w:r>
     </w:p>
     <w:p>
@@ -4392,48 +4374,6 @@
       </w:r>
     </w:p>
     <w:p>
-      <w:pPr>
-        <w:pStyle w:val="Prrafodelista"/>
-        <w:numPr>
-          <w:ilvl w:val="0"/>
-          <w:numId w:val="11"/>
-        </w:numPr>
-      </w:pPr>
-      <w:r>
-        <w:rPr>
-          <w:b/>
-        </w:rPr>
-        <w:t>Algoritmos iterativos</w:t>
-      </w:r>
-      <w:r>
-        <w:t>: r</w:t>
-      </w:r>
-      <w:r>
-        <w:t>esuelven problemas mediante la repetición de instrucciones hasta cumplir una condición específica.</w:t>
-      </w:r>
-    </w:p>
-    <w:p>
-      <w:pPr>
-        <w:pStyle w:val="Prrafodelista"/>
-        <w:numPr>
-          <w:ilvl w:val="0"/>
-          <w:numId w:val="11"/>
-        </w:numPr>
-      </w:pPr>
-      <w:r>
-        <w:rPr>
-          <w:b/>
-        </w:rPr>
-        <w:t>Algoritmos recursivos</w:t>
-      </w:r>
-      <w:r>
-        <w:t>: a</w:t>
-      </w:r>
-      <w:r>
-        <w:t>bordan problemas dividiéndolos en subproblemas similares, utilizando llamadas a sí mismos hasta llegar a un caso base.</w:t>
-      </w:r>
-    </w:p>
-    <w:p>
       <w:r>
         <w:t>Asimismo, desde el enfoque de su implementación, es importante considerar:</w:t>
       </w:r>
@@ -4471,7 +4411,6 @@
         <w:rPr>
           <w:b/>
         </w:rPr>
-        <w:lastRenderedPageBreak/>
         <w:t>Algoritmos modulares</w:t>
       </w:r>
       <w:r>
@@ -4504,6 +4443,7 @@
     </w:p>
     <w:p>
       <w:r>
+        <w:lastRenderedPageBreak/>
         <w:t>Esta clasificación ampliada permite comprender que no existe un único tipo de algoritmo aplicable a todos los problemas, sino que la elección depende de factores como la complejidad, los recursos disponibles y los objetivos de la solución.</w:t>
       </w:r>
     </w:p>
@@ -5410,10 +5350,10 @@
           <w:noProof/>
         </w:rPr>
         <w:drawing>
-          <wp:inline distT="0" distB="0" distL="0" distR="0" wp14:anchorId="7E9BDE05" wp14:editId="22F9BC73">
-            <wp:extent cx="6123624" cy="2161279"/>
-            <wp:effectExtent l="0" t="0" r="0" b="0"/>
-            <wp:docPr id="5" name="Imagen 5" descr="Figura 1 que presenta un diagrama de flujo con los símbolos estandarizados utilizados en el diseño de algoritmos, incluyendo inicio y fin, procesos, entrada y salida de datos, decisiones, líneas de flujo y conectores, organizados de manera secuencial para ilustrar visualmente el recorrido lógico y la toma de decisiones dentro de un procedimiento."/>
+          <wp:inline distT="0" distB="0" distL="0" distR="0" wp14:anchorId="0C57BA73" wp14:editId="28F3DA49">
+            <wp:extent cx="6296025" cy="2222126"/>
+            <wp:effectExtent l="0" t="0" r="0" b="6985"/>
+            <wp:docPr id="12" name="Imagen 12" descr="Figura 1 que presenta un diagrama de flujo con los símbolos estandarizados utilizados en el diseño de algoritmos, incluyendo inicio y fin, procesos, entrada y salida de datos, decisiones, líneas de flujo y conectores, organizados de manera secuencial para ilustrar visualmente el recorrido lógico y la toma de decisiones dentro de un procedimiento."/>
             <wp:cNvGraphicFramePr>
               <a:graphicFrameLocks xmlns:a="http://schemas.openxmlformats.org/drawingml/2006/main" noChangeAspect="1"/>
             </wp:cNvGraphicFramePr>
@@ -5442,7 +5382,7 @@
                   <pic:spPr bwMode="auto">
                     <a:xfrm>
                       <a:off x="0" y="0"/>
-                      <a:ext cx="6155887" cy="2172666"/>
+                      <a:ext cx="6325192" cy="2232420"/>
                     </a:xfrm>
                     <a:prstGeom prst="rect">
                       <a:avLst/>
@@ -5496,6 +5436,8 @@
       <w:r>
         <w:t>Entrada/salida</w:t>
       </w:r>
+      <w:bookmarkStart w:id="14" w:name="_GoBack"/>
+      <w:bookmarkEnd w:id="14"/>
     </w:p>
     <w:p>
       <w:pPr>
@@ -5542,11 +5484,11 @@
       <w:pPr>
         <w:pStyle w:val="Ttulo2"/>
       </w:pPr>
-      <w:bookmarkStart w:id="14" w:name="_Toc228289677"/>
+      <w:bookmarkStart w:id="15" w:name="_Toc228289677"/>
       <w:r>
         <w:t>Herramientas para la creación y prueba de algoritmos</w:t>
       </w:r>
-      <w:bookmarkEnd w:id="14"/>
+      <w:bookmarkEnd w:id="15"/>
     </w:p>
     <w:p>
       <w:r>
@@ -5807,12 +5749,12 @@
       <w:pPr>
         <w:pStyle w:val="Ttulo1"/>
       </w:pPr>
-      <w:bookmarkStart w:id="15" w:name="_Toc228289678"/>
+      <w:bookmarkStart w:id="16" w:name="_Toc228289678"/>
       <w:r>
         <w:lastRenderedPageBreak/>
         <w:t>Elementos básicos de la programación</w:t>
       </w:r>
-      <w:bookmarkEnd w:id="15"/>
+      <w:bookmarkEnd w:id="16"/>
     </w:p>
     <w:p>
       <w:r>
@@ -5994,18 +5936,18 @@
           <w:lang w:eastAsia="es-CO"/>
         </w:rPr>
       </w:pPr>
-      <w:bookmarkStart w:id="16" w:name="_Toc228289679"/>
-      <w:bookmarkEnd w:id="16"/>
+      <w:bookmarkStart w:id="17" w:name="_Toc228289679"/>
+      <w:bookmarkEnd w:id="17"/>
     </w:p>
     <w:p>
       <w:pPr>
         <w:pStyle w:val="Ttulo2"/>
       </w:pPr>
-      <w:bookmarkStart w:id="17" w:name="_Toc228289680"/>
+      <w:bookmarkStart w:id="18" w:name="_Toc228289680"/>
       <w:r>
         <w:t>Identificadores y palabras reservadas</w:t>
       </w:r>
-      <w:bookmarkEnd w:id="17"/>
+      <w:bookmarkEnd w:id="18"/>
     </w:p>
     <w:p>
       <w:r>
@@ -6176,11 +6118,11 @@
       <w:pPr>
         <w:pStyle w:val="Ttulo2"/>
       </w:pPr>
-      <w:bookmarkStart w:id="18" w:name="_Toc228289681"/>
+      <w:bookmarkStart w:id="19" w:name="_Toc228289681"/>
       <w:r>
         <w:t>Variables, constantes, contadores y acumuladores</w:t>
       </w:r>
-      <w:bookmarkEnd w:id="18"/>
+      <w:bookmarkEnd w:id="19"/>
     </w:p>
     <w:p>
       <w:r>
@@ -6453,12 +6395,12 @@
       <w:pPr>
         <w:pStyle w:val="Ttulo2"/>
       </w:pPr>
-      <w:bookmarkStart w:id="19" w:name="_Toc228289682"/>
+      <w:bookmarkStart w:id="20" w:name="_Toc228289682"/>
       <w:r>
         <w:lastRenderedPageBreak/>
         <w:t>Tipos de datos (enteros, reales, booleanos)</w:t>
       </w:r>
-      <w:bookmarkEnd w:id="19"/>
+      <w:bookmarkEnd w:id="20"/>
     </w:p>
     <w:p>
       <w:r>
@@ -7254,11 +7196,11 @@
       <w:pPr>
         <w:pStyle w:val="Ttulo2"/>
       </w:pPr>
-      <w:bookmarkStart w:id="20" w:name="_Toc228289683"/>
+      <w:bookmarkStart w:id="21" w:name="_Toc228289683"/>
       <w:r>
         <w:t>Operadores y jerarquía de operadores</w:t>
       </w:r>
-      <w:bookmarkEnd w:id="20"/>
+      <w:bookmarkEnd w:id="21"/>
     </w:p>
     <w:p>
       <w:r>
@@ -7355,12 +7297,12 @@
       <w:pPr>
         <w:pStyle w:val="Ttulo1"/>
       </w:pPr>
-      <w:bookmarkStart w:id="21" w:name="_Toc228289684"/>
+      <w:bookmarkStart w:id="22" w:name="_Toc228289684"/>
       <w:r>
         <w:lastRenderedPageBreak/>
         <w:t>Estructuras de control y estructuras de datos</w:t>
       </w:r>
-      <w:bookmarkEnd w:id="21"/>
+      <w:bookmarkEnd w:id="22"/>
     </w:p>
     <w:p>
       <w:r>
@@ -7522,18 +7464,18 @@
           <w:lang w:eastAsia="es-CO"/>
         </w:rPr>
       </w:pPr>
-      <w:bookmarkStart w:id="22" w:name="_Toc228289685"/>
-      <w:bookmarkEnd w:id="22"/>
+      <w:bookmarkStart w:id="23" w:name="_Toc228289685"/>
+      <w:bookmarkEnd w:id="23"/>
     </w:p>
     <w:p>
       <w:pPr>
         <w:pStyle w:val="Ttulo2"/>
       </w:pPr>
-      <w:bookmarkStart w:id="23" w:name="_Toc228289686"/>
+      <w:bookmarkStart w:id="24" w:name="_Toc228289686"/>
       <w:r>
         <w:t>Estructura secuencial</w:t>
       </w:r>
-      <w:bookmarkEnd w:id="23"/>
+      <w:bookmarkEnd w:id="24"/>
     </w:p>
     <w:p>
       <w:r>
@@ -7631,11 +7573,11 @@
       <w:pPr>
         <w:pStyle w:val="Ttulo2"/>
       </w:pPr>
-      <w:bookmarkStart w:id="24" w:name="_Toc228289687"/>
+      <w:bookmarkStart w:id="25" w:name="_Toc228289687"/>
       <w:r>
         <w:t>Estructuras condicionales</w:t>
       </w:r>
-      <w:bookmarkEnd w:id="24"/>
+      <w:bookmarkEnd w:id="25"/>
     </w:p>
     <w:p>
       <w:r>
@@ -7740,7 +7682,7 @@
       <w:pPr>
         <w:pStyle w:val="Ttulo2"/>
       </w:pPr>
-      <w:bookmarkStart w:id="25" w:name="_Toc228289688"/>
+      <w:bookmarkStart w:id="26" w:name="_Toc228289688"/>
       <w:r>
         <w:lastRenderedPageBreak/>
         <w:t>Estructuras de iteración o repetitivas (</w:t>
@@ -7761,7 +7703,7 @@
       <w:r>
         <w:t>)</w:t>
       </w:r>
-      <w:bookmarkEnd w:id="25"/>
+      <w:bookmarkEnd w:id="26"/>
     </w:p>
     <w:p>
       <w:r>
@@ -8037,11 +7979,11 @@
       <w:pPr>
         <w:pStyle w:val="Ttulo2"/>
       </w:pPr>
-      <w:bookmarkStart w:id="26" w:name="_Toc228289689"/>
+      <w:bookmarkStart w:id="27" w:name="_Toc228289689"/>
       <w:r>
         <w:t>Estructuras de datos básicas: vectores y matrices</w:t>
       </w:r>
-      <w:bookmarkEnd w:id="26"/>
+      <w:bookmarkEnd w:id="27"/>
     </w:p>
     <w:p>
       <w:r>
@@ -8278,12 +8220,12 @@
       <w:pPr>
         <w:pStyle w:val="Ttulo1"/>
       </w:pPr>
-      <w:bookmarkStart w:id="27" w:name="_Toc228289690"/>
+      <w:bookmarkStart w:id="28" w:name="_Toc228289690"/>
       <w:r>
         <w:lastRenderedPageBreak/>
         <w:t>Programación modular y pruebas de algoritmos</w:t>
       </w:r>
-      <w:bookmarkEnd w:id="27"/>
+      <w:bookmarkEnd w:id="28"/>
     </w:p>
     <w:p>
       <w:r>
@@ -8455,18 +8397,18 @@
           <w:lang w:eastAsia="es-CO"/>
         </w:rPr>
       </w:pPr>
-      <w:bookmarkStart w:id="28" w:name="_Toc228289691"/>
-      <w:bookmarkEnd w:id="28"/>
+      <w:bookmarkStart w:id="29" w:name="_Toc228289691"/>
+      <w:bookmarkEnd w:id="29"/>
     </w:p>
     <w:p>
       <w:pPr>
         <w:pStyle w:val="Ttulo2"/>
       </w:pPr>
-      <w:bookmarkStart w:id="29" w:name="_Toc228289692"/>
+      <w:bookmarkStart w:id="30" w:name="_Toc228289692"/>
       <w:r>
         <w:t>Concepto de programación modular</w:t>
       </w:r>
-      <w:bookmarkEnd w:id="29"/>
+      <w:bookmarkEnd w:id="30"/>
     </w:p>
     <w:p>
       <w:r>
@@ -8496,8 +8438,6 @@
       <w:pPr>
         <w:pStyle w:val="Tabla"/>
       </w:pPr>
-      <w:bookmarkStart w:id="30" w:name="_GoBack"/>
-      <w:bookmarkEnd w:id="30"/>
       <w:r>
         <w:t>Elementos fundamentales de la programación modular</w:t>
       </w:r>
@@ -14116,7 +14056,7 @@
   <w:abstractNum w:abstractNumId="19" w15:restartNumberingAfterBreak="0">
     <w:nsid w:val="3D1A3BDC"/>
     <w:multiLevelType w:val="hybridMultilevel"/>
-    <w:tmpl w:val="FCB2F45E"/>
+    <w:tmpl w:val="8BA48732"/>
     <w:lvl w:ilvl="0" w:tplc="240A0001">
       <w:start w:val="1"/>
       <w:numFmt w:val="bullet"/>
@@ -18211,7 +18151,7 @@
 </file>
 
 <file path=customXml/itemProps1.xml><?xml version="1.0" encoding="utf-8"?>
-<ds:datastoreItem xmlns:ds="http://schemas.openxmlformats.org/officeDocument/2006/customXml" ds:itemID="{6C277472-B21D-4B26-BEFA-71469E7CC68F}">
+<ds:datastoreItem xmlns:ds="http://schemas.openxmlformats.org/officeDocument/2006/customXml" ds:itemID="{F40F4B4F-34A3-49DA-9F70-B2EF5CA8A466}">
   <ds:schemaRefs>
     <ds:schemaRef ds:uri="http://schemas.openxmlformats.org/officeDocument/2006/bibliography"/>
   </ds:schemaRefs>
@@ -18219,13 +18159,13 @@
 </file>
 
 <file path=customXml/itemProps2.xml><?xml version="1.0" encoding="utf-8"?>
-<ds:datastoreItem xmlns:ds="http://schemas.openxmlformats.org/officeDocument/2006/customXml" ds:itemID="{421E32F5-153F-40B8-BF03-0ADF811017E2}"/>
+<ds:datastoreItem xmlns:ds="http://schemas.openxmlformats.org/officeDocument/2006/customXml" ds:itemID="{CEED93D9-255E-4B39-B749-05FB5675C101}"/>
 </file>
 
 <file path=customXml/itemProps3.xml><?xml version="1.0" encoding="utf-8"?>
-<ds:datastoreItem xmlns:ds="http://schemas.openxmlformats.org/officeDocument/2006/customXml" ds:itemID="{7DD91722-8E39-4C86-BB41-8421075D0D07}"/>
+<ds:datastoreItem xmlns:ds="http://schemas.openxmlformats.org/officeDocument/2006/customXml" ds:itemID="{4E811B73-5A46-46D2-9FA9-BE247285D267}"/>
 </file>
 
 <file path=customXml/itemProps4.xml><?xml version="1.0" encoding="utf-8"?>
-<ds:datastoreItem xmlns:ds="http://schemas.openxmlformats.org/officeDocument/2006/customXml" ds:itemID="{7087A66F-24F4-4D03-9212-85A0C4B770CA}"/>
+<ds:datastoreItem xmlns:ds="http://schemas.openxmlformats.org/officeDocument/2006/customXml" ds:itemID="{1FD6FA3A-12FF-4BF1-9C2A-D81A24D6A72B}"/>
 </file>